--- a/output/NativeBloomModels.docx
+++ b/output/NativeBloomModels.docx
@@ -5,25 +5,25 @@
     <w:tbl>
       <w:tblPr>
         <w:tblStyle w:val="Table"/>
-        <w:tblW w:type="pct" w:w="4866"/>
+        <w:tblW w:type="pct" w:w="4869"/>
+        <w:tblLayout w:type="fixed"/>
         <w:tblLook w:firstRow="1" w:lastRow="0" w:firstColumn="0" w:lastColumn="0" w:noHBand="0" w:noVBand="0" w:val="0020"/>
-        <w:jc w:val="start"/>
       </w:tblPr>
       <w:tblGrid>
-        <w:gridCol w:w="1483"/>
-        <w:gridCol w:w="185"/>
-        <w:gridCol w:w="1271"/>
-        <w:gridCol w:w="609"/>
-        <w:gridCol w:w="185"/>
-        <w:gridCol w:w="1271"/>
-        <w:gridCol w:w="609"/>
-        <w:gridCol w:w="211"/>
-        <w:gridCol w:w="1271"/>
-        <w:gridCol w:w="609"/>
+        <w:gridCol w:w="1578"/>
+        <w:gridCol w:w="207"/>
+        <w:gridCol w:w="1242"/>
+        <w:gridCol w:w="595"/>
+        <w:gridCol w:w="207"/>
+        <w:gridCol w:w="1242"/>
+        <w:gridCol w:w="595"/>
+        <w:gridCol w:w="207"/>
+        <w:gridCol w:w="1242"/>
+        <w:gridCol w:w="595"/>
       </w:tblGrid>
       <w:tr>
         <w:trPr>
-          <w:tblHeader w:val="true"/>
+          <w:tblHeader w:val="on"/>
         </w:trPr>
         <w:tc>
           <w:tcPr/>
@@ -40,7 +40,6 @@
           <w:p>
             <w:pPr>
               <w:pStyle w:val="Compact"/>
-              <w:jc w:val="left"/>
             </w:pPr>
             <w:r>
               <w:t xml:space="preserve">Abundance</w:t>
@@ -54,7 +53,6 @@
           <w:p>
             <w:pPr>
               <w:pStyle w:val="Compact"/>
-              <w:jc w:val="left"/>
             </w:pPr>
             <w:r>
               <w:t xml:space="preserve">Species Richness</w:t>
@@ -68,7 +66,6 @@
           <w:p>
             <w:pPr>
               <w:pStyle w:val="Compact"/>
-              <w:jc w:val="left"/>
             </w:pPr>
             <w:r>
               <w:t xml:space="preserve">Shannon Diversity</w:t>
@@ -78,7 +75,7 @@
       </w:tr>
       <w:tr>
         <w:trPr>
-          <w:tblHeader w:val="true"/>
+          <w:tblHeader w:val="on"/>
         </w:trPr>
         <w:tc>
           <w:tcPr/>
@@ -93,7 +90,6 @@
           <w:p>
             <w:pPr>
               <w:pStyle w:val="Compact"/>
-              <w:jc w:val="left"/>
             </w:pPr>
             <w:r>
               <w:t xml:space="preserve">Est.</w:t>
@@ -105,7 +101,6 @@
           <w:p>
             <w:pPr>
               <w:pStyle w:val="Compact"/>
-              <w:jc w:val="left"/>
             </w:pPr>
             <w:r>
               <w:t xml:space="preserve">({round(conf.low, 2)}, {round(conf.high, 2)})</w:t>
@@ -117,7 +112,6 @@
           <w:p>
             <w:pPr>
               <w:pStyle w:val="Compact"/>
-              <w:jc w:val="left"/>
             </w:pPr>
             <w:r>
               <w:t xml:space="preserve">{signif(p.value, 1)}</w:t>
@@ -129,7 +123,6 @@
           <w:p>
             <w:pPr>
               <w:pStyle w:val="Compact"/>
-              <w:jc w:val="left"/>
             </w:pPr>
             <w:r>
               <w:t xml:space="preserve">Est.</w:t>
@@ -141,7 +134,6 @@
           <w:p>
             <w:pPr>
               <w:pStyle w:val="Compact"/>
-              <w:jc w:val="left"/>
             </w:pPr>
             <w:r>
               <w:t xml:space="preserve">({round(conf.low, 2)}, {round(conf.high, 2)})</w:t>
@@ -153,7 +145,6 @@
           <w:p>
             <w:pPr>
               <w:pStyle w:val="Compact"/>
-              <w:jc w:val="left"/>
             </w:pPr>
             <w:r>
               <w:t xml:space="preserve">{signif(p.value, 1)}</w:t>
@@ -165,7 +156,6 @@
           <w:p>
             <w:pPr>
               <w:pStyle w:val="Compact"/>
-              <w:jc w:val="left"/>
             </w:pPr>
             <w:r>
               <w:t xml:space="preserve">Est.</w:t>
@@ -177,7 +167,6 @@
           <w:p>
             <w:pPr>
               <w:pStyle w:val="Compact"/>
-              <w:jc w:val="left"/>
             </w:pPr>
             <w:r>
               <w:t xml:space="preserve">({round(conf.low, 2)}, {round(conf.high, 2)})</w:t>
@@ -189,7 +178,6 @@
           <w:p>
             <w:pPr>
               <w:pStyle w:val="Compact"/>
-              <w:jc w:val="left"/>
             </w:pPr>
             <w:r>
               <w:t xml:space="preserve">{signif(p.value, 1)}</w:t>
@@ -203,7 +191,6 @@
           <w:p>
             <w:pPr>
               <w:pStyle w:val="Compact"/>
-              <w:jc w:val="left"/>
             </w:pPr>
             <w:r>
               <w:t xml:space="preserve">(Intercept)</w:t>
@@ -215,103 +202,94 @@
           <w:p>
             <w:pPr>
               <w:pStyle w:val="Compact"/>
-              <w:jc w:val="left"/>
-            </w:pPr>
-            <w:r>
-              <w:t xml:space="preserve">19.3</w:t>
-            </w:r>
-          </w:p>
-        </w:tc>
-        <w:tc>
-          <w:tcPr/>
-          <w:p>
-            <w:pPr>
-              <w:pStyle w:val="Compact"/>
-              <w:jc w:val="left"/>
-            </w:pPr>
-            <w:r>
-              <w:t xml:space="preserve">(16.06, 23.1)</w:t>
-            </w:r>
-          </w:p>
-        </w:tc>
-        <w:tc>
-          <w:tcPr/>
-          <w:p>
-            <w:pPr>
-              <w:pStyle w:val="Compact"/>
-              <w:jc w:val="left"/>
-            </w:pPr>
-            <w:r>
-              <w:t xml:space="preserve">3e-223</w:t>
-            </w:r>
-          </w:p>
-        </w:tc>
-        <w:tc>
-          <w:tcPr/>
-          <w:p>
-            <w:pPr>
-              <w:pStyle w:val="Compact"/>
-              <w:jc w:val="left"/>
-            </w:pPr>
-            <w:r>
-              <w:t xml:space="preserve">4.57</w:t>
-            </w:r>
-          </w:p>
-        </w:tc>
-        <w:tc>
-          <w:tcPr/>
-          <w:p>
-            <w:pPr>
-              <w:pStyle w:val="Compact"/>
-              <w:jc w:val="left"/>
-            </w:pPr>
-            <w:r>
-              <w:t xml:space="preserve">(2.93, 6.97)</w:t>
-            </w:r>
-          </w:p>
-        </w:tc>
-        <w:tc>
-          <w:tcPr/>
-          <w:p>
-            <w:pPr>
-              <w:pStyle w:val="Compact"/>
-              <w:jc w:val="left"/>
-            </w:pPr>
-            <w:r>
-              <w:t xml:space="preserve">6e-12</w:t>
-            </w:r>
-          </w:p>
-        </w:tc>
-        <w:tc>
-          <w:tcPr/>
-          <w:p>
-            <w:pPr>
-              <w:pStyle w:val="Compact"/>
-              <w:jc w:val="left"/>
-            </w:pPr>
-            <w:r>
-              <w:t xml:space="preserve">3.13</w:t>
-            </w:r>
-          </w:p>
-        </w:tc>
-        <w:tc>
-          <w:tcPr/>
-          <w:p>
-            <w:pPr>
-              <w:pStyle w:val="Compact"/>
-              <w:jc w:val="left"/>
-            </w:pPr>
-            <w:r>
-              <w:t xml:space="preserve">(1.15, 5.1)</w:t>
-            </w:r>
-          </w:p>
-        </w:tc>
-        <w:tc>
-          <w:tcPr/>
-          <w:p>
-            <w:pPr>
-              <w:pStyle w:val="Compact"/>
-              <w:jc w:val="left"/>
+            </w:pPr>
+            <w:r>
+              <w:t xml:space="preserve">25.65</w:t>
+            </w:r>
+          </w:p>
+        </w:tc>
+        <w:tc>
+          <w:tcPr/>
+          <w:p>
+            <w:pPr>
+              <w:pStyle w:val="Compact"/>
+            </w:pPr>
+            <w:r>
+              <w:t xml:space="preserve">(12.95, 51.3)</w:t>
+            </w:r>
+          </w:p>
+        </w:tc>
+        <w:tc>
+          <w:tcPr/>
+          <w:p>
+            <w:pPr>
+              <w:pStyle w:val="Compact"/>
+            </w:pPr>
+            <w:r>
+              <w:t xml:space="preserve">7e-25</w:t>
+            </w:r>
+          </w:p>
+        </w:tc>
+        <w:tc>
+          <w:tcPr/>
+          <w:p>
+            <w:pPr>
+              <w:pStyle w:val="Compact"/>
+            </w:pPr>
+            <w:r>
+              <w:t xml:space="preserve">43.29</w:t>
+            </w:r>
+          </w:p>
+        </w:tc>
+        <w:tc>
+          <w:tcPr/>
+          <w:p>
+            <w:pPr>
+              <w:pStyle w:val="Compact"/>
+            </w:pPr>
+            <w:r>
+              <w:t xml:space="preserve">(3.74, 501.53)</w:t>
+            </w:r>
+          </w:p>
+        </w:tc>
+        <w:tc>
+          <w:tcPr/>
+          <w:p>
+            <w:pPr>
+              <w:pStyle w:val="Compact"/>
+            </w:pPr>
+            <w:r>
+              <w:t xml:space="preserve">0.004</w:t>
+            </w:r>
+          </w:p>
+        </w:tc>
+        <w:tc>
+          <w:tcPr/>
+          <w:p>
+            <w:pPr>
+              <w:pStyle w:val="Compact"/>
+            </w:pPr>
+            <w:r>
+              <w:t xml:space="preserve">2.99</w:t>
+            </w:r>
+          </w:p>
+        </w:tc>
+        <w:tc>
+          <w:tcPr/>
+          <w:p>
+            <w:pPr>
+              <w:pStyle w:val="Compact"/>
+            </w:pPr>
+            <w:r>
+              <w:t xml:space="preserve">(1.04, 4.94)</w:t>
+            </w:r>
+          </w:p>
+        </w:tc>
+        <w:tc>
+          <w:tcPr/>
+          <w:p>
+            <w:pPr>
+              <w:pStyle w:val="Compact"/>
             </w:pPr>
             <w:r>
               <w:t xml:space="preserve">0.004</w:t>
@@ -325,7 +303,6 @@
           <w:p>
             <w:pPr>
               <w:pStyle w:val="Compact"/>
-              <w:jc w:val="left"/>
             </w:pPr>
             <w:r>
               <w:t xml:space="preserve">Number of Native Flowering Species</w:t>
@@ -337,7 +314,6 @@
           <w:p>
             <w:pPr>
               <w:pStyle w:val="Compact"/>
-              <w:jc w:val="left"/>
             </w:pPr>
             <w:r>
               <w:t xml:space="preserve">1.09</w:t>
@@ -349,91 +325,83 @@
           <w:p>
             <w:pPr>
               <w:pStyle w:val="Compact"/>
-              <w:jc w:val="left"/>
-            </w:pPr>
-            <w:r>
-              <w:t xml:space="preserve">(1.06, 1.11)</w:t>
-            </w:r>
-          </w:p>
-        </w:tc>
-        <w:tc>
-          <w:tcPr/>
-          <w:p>
-            <w:pPr>
-              <w:pStyle w:val="Compact"/>
-              <w:jc w:val="left"/>
-            </w:pPr>
-            <w:r>
-              <w:t xml:space="preserve">2e-14</w:t>
-            </w:r>
-          </w:p>
-        </w:tc>
-        <w:tc>
-          <w:tcPr/>
-          <w:p>
-            <w:pPr>
-              <w:pStyle w:val="Compact"/>
-              <w:jc w:val="left"/>
-            </w:pPr>
-            <w:r>
-              <w:t xml:space="preserve">1.07</w:t>
-            </w:r>
-          </w:p>
-        </w:tc>
-        <w:tc>
-          <w:tcPr/>
-          <w:p>
-            <w:pPr>
-              <w:pStyle w:val="Compact"/>
-              <w:jc w:val="left"/>
-            </w:pPr>
-            <w:r>
-              <w:t xml:space="preserve">(1.01, 1.13)</w:t>
-            </w:r>
-          </w:p>
-        </w:tc>
-        <w:tc>
-          <w:tcPr/>
-          <w:p>
-            <w:pPr>
-              <w:pStyle w:val="Compact"/>
-              <w:jc w:val="left"/>
-            </w:pPr>
-            <w:r>
-              <w:t xml:space="preserve">0.02</w:t>
-            </w:r>
-          </w:p>
-        </w:tc>
-        <w:tc>
-          <w:tcPr/>
-          <w:p>
-            <w:pPr>
-              <w:pStyle w:val="Compact"/>
-              <w:jc w:val="left"/>
-            </w:pPr>
-            <w:r>
-              <w:t xml:space="preserve">0.16</w:t>
-            </w:r>
-          </w:p>
-        </w:tc>
-        <w:tc>
-          <w:tcPr/>
-          <w:p>
-            <w:pPr>
-              <w:pStyle w:val="Compact"/>
-              <w:jc w:val="left"/>
-            </w:pPr>
-            <w:r>
-              <w:t xml:space="preserve">(-0.11, 0.44)</w:t>
-            </w:r>
-          </w:p>
-        </w:tc>
-        <w:tc>
-          <w:tcPr/>
-          <w:p>
-            <w:pPr>
-              <w:pStyle w:val="Compact"/>
-              <w:jc w:val="left"/>
+            </w:pPr>
+            <w:r>
+              <w:t xml:space="preserve">(1.03, 1.17)</w:t>
+            </w:r>
+          </w:p>
+        </w:tc>
+        <w:tc>
+          <w:tcPr/>
+          <w:p>
+            <w:pPr>
+              <w:pStyle w:val="Compact"/>
+            </w:pPr>
+            <w:r>
+              <w:t xml:space="preserve">0.006</w:t>
+            </w:r>
+          </w:p>
+        </w:tc>
+        <w:tc>
+          <w:tcPr/>
+          <w:p>
+            <w:pPr>
+              <w:pStyle w:val="Compact"/>
+            </w:pPr>
+            <w:r>
+              <w:t xml:space="preserve">1.18</w:t>
+            </w:r>
+          </w:p>
+        </w:tc>
+        <w:tc>
+          <w:tcPr/>
+          <w:p>
+            <w:pPr>
+              <w:pStyle w:val="Compact"/>
+            </w:pPr>
+            <w:r>
+              <w:t xml:space="preserve">(0.92, 1.53)</w:t>
+            </w:r>
+          </w:p>
+        </w:tc>
+        <w:tc>
+          <w:tcPr/>
+          <w:p>
+            <w:pPr>
+              <w:pStyle w:val="Compact"/>
+            </w:pPr>
+            <w:r>
+              <w:t xml:space="preserve">0.2</w:t>
+            </w:r>
+          </w:p>
+        </w:tc>
+        <w:tc>
+          <w:tcPr/>
+          <w:p>
+            <w:pPr>
+              <w:pStyle w:val="Compact"/>
+            </w:pPr>
+            <w:r>
+              <w:t xml:space="preserve">0.13</w:t>
+            </w:r>
+          </w:p>
+        </w:tc>
+        <w:tc>
+          <w:tcPr/>
+          <w:p>
+            <w:pPr>
+              <w:pStyle w:val="Compact"/>
+            </w:pPr>
+            <w:r>
+              <w:t xml:space="preserve">(-0.07, 0.33)</w:t>
+            </w:r>
+          </w:p>
+        </w:tc>
+        <w:tc>
+          <w:tcPr/>
+          <w:p>
+            <w:pPr>
+              <w:pStyle w:val="Compact"/>
             </w:pPr>
             <w:r>
               <w:t xml:space="preserve">0.2</w:t>
@@ -447,7 +415,6 @@
           <w:p>
             <w:pPr>
               <w:pStyle w:val="Compact"/>
-              <w:jc w:val="left"/>
             </w:pPr>
             <w:r>
               <w:t xml:space="preserve">Average Native Bloom Cover</w:t>
@@ -459,7 +426,6 @@
           <w:p>
             <w:pPr>
               <w:pStyle w:val="Compact"/>
-              <w:jc w:val="left"/>
             </w:pPr>
             <w:r>
               <w:t xml:space="preserve">1.06</w:t>
@@ -471,94 +437,86 @@
           <w:p>
             <w:pPr>
               <w:pStyle w:val="Compact"/>
-              <w:jc w:val="left"/>
-            </w:pPr>
-            <w:r>
-              <w:t xml:space="preserve">(1.04, 1.08)</w:t>
-            </w:r>
-          </w:p>
-        </w:tc>
-        <w:tc>
-          <w:tcPr/>
-          <w:p>
-            <w:pPr>
-              <w:pStyle w:val="Compact"/>
-              <w:jc w:val="left"/>
-            </w:pPr>
-            <w:r>
-              <w:t xml:space="preserve">5e-09</w:t>
-            </w:r>
-          </w:p>
-        </w:tc>
-        <w:tc>
-          <w:tcPr/>
-          <w:p>
-            <w:pPr>
-              <w:pStyle w:val="Compact"/>
-              <w:jc w:val="left"/>
-            </w:pPr>
-            <w:r>
-              <w:t xml:space="preserve">1</w:t>
-            </w:r>
-          </w:p>
-        </w:tc>
-        <w:tc>
-          <w:tcPr/>
-          <w:p>
-            <w:pPr>
-              <w:pStyle w:val="Compact"/>
-              <w:jc w:val="left"/>
-            </w:pPr>
-            <w:r>
-              <w:t xml:space="preserve">(0.94, 1.05)</w:t>
-            </w:r>
-          </w:p>
-        </w:tc>
-        <w:tc>
-          <w:tcPr/>
-          <w:p>
-            <w:pPr>
-              <w:pStyle w:val="Compact"/>
-              <w:jc w:val="left"/>
-            </w:pPr>
-            <w:r>
-              <w:t xml:space="preserve">0.9</w:t>
-            </w:r>
-          </w:p>
-        </w:tc>
-        <w:tc>
-          <w:tcPr/>
-          <w:p>
-            <w:pPr>
-              <w:pStyle w:val="Compact"/>
-              <w:jc w:val="left"/>
-            </w:pPr>
-            <w:r>
-              <w:t xml:space="preserve">-0.12</w:t>
-            </w:r>
-          </w:p>
-        </w:tc>
-        <w:tc>
-          <w:tcPr/>
-          <w:p>
-            <w:pPr>
-              <w:pStyle w:val="Compact"/>
-              <w:jc w:val="left"/>
-            </w:pPr>
-            <w:r>
-              <w:t xml:space="preserve">(-0.37, 0.14)</w:t>
-            </w:r>
-          </w:p>
-        </w:tc>
-        <w:tc>
-          <w:tcPr/>
-          <w:p>
-            <w:pPr>
-              <w:pStyle w:val="Compact"/>
-              <w:jc w:val="left"/>
-            </w:pPr>
-            <w:r>
-              <w:t xml:space="preserve">0.4</w:t>
+            </w:pPr>
+            <w:r>
+              <w:t xml:space="preserve">(1, 1.13)</w:t>
+            </w:r>
+          </w:p>
+        </w:tc>
+        <w:tc>
+          <w:tcPr/>
+          <w:p>
+            <w:pPr>
+              <w:pStyle w:val="Compact"/>
+            </w:pPr>
+            <w:r>
+              <w:t xml:space="preserve">0.06</w:t>
+            </w:r>
+          </w:p>
+        </w:tc>
+        <w:tc>
+          <w:tcPr/>
+          <w:p>
+            <w:pPr>
+              <w:pStyle w:val="Compact"/>
+            </w:pPr>
+            <w:r>
+              <w:t xml:space="preserve">0.83</w:t>
+            </w:r>
+          </w:p>
+        </w:tc>
+        <w:tc>
+          <w:tcPr/>
+          <w:p>
+            <w:pPr>
+              <w:pStyle w:val="Compact"/>
+            </w:pPr>
+            <w:r>
+              <w:t xml:space="preserve">(0.65, 1.05)</w:t>
+            </w:r>
+          </w:p>
+        </w:tc>
+        <w:tc>
+          <w:tcPr/>
+          <w:p>
+            <w:pPr>
+              <w:pStyle w:val="Compact"/>
+            </w:pPr>
+            <w:r>
+              <w:t xml:space="preserve">0.1</w:t>
+            </w:r>
+          </w:p>
+        </w:tc>
+        <w:tc>
+          <w:tcPr/>
+          <w:p>
+            <w:pPr>
+              <w:pStyle w:val="Compact"/>
+            </w:pPr>
+            <w:r>
+              <w:t xml:space="preserve">-0.13</w:t>
+            </w:r>
+          </w:p>
+        </w:tc>
+        <w:tc>
+          <w:tcPr/>
+          <w:p>
+            <w:pPr>
+              <w:pStyle w:val="Compact"/>
+            </w:pPr>
+            <w:r>
+              <w:t xml:space="preserve">(-0.32, 0.07)</w:t>
+            </w:r>
+          </w:p>
+        </w:tc>
+        <w:tc>
+          <w:tcPr/>
+          <w:p>
+            <w:pPr>
+              <w:pStyle w:val="Compact"/>
+            </w:pPr>
+            <w:r>
+              <w:t xml:space="preserve">0.2</w:t>
             </w:r>
           </w:p>
         </w:tc>
@@ -569,107 +527,109 @@
           <w:p>
             <w:pPr>
               <w:pStyle w:val="Compact"/>
-              <w:jc w:val="left"/>
-            </w:pPr>
-            <w:r>
-              <w:t xml:space="preserve">Wetland specialist</w:t>
-            </w:r>
-          </w:p>
-        </w:tc>
-        <w:tc>
-          <w:tcPr/>
-          <w:p>
-            <w:pPr>
-              <w:pStyle w:val="Compact"/>
-              <w:jc w:val="left"/>
-            </w:pPr>
-            <w:r>
-              <w:t xml:space="preserve">0.14</w:t>
-            </w:r>
-          </w:p>
-        </w:tc>
-        <w:tc>
-          <w:tcPr/>
-          <w:p>
-            <w:pPr>
-              <w:pStyle w:val="Compact"/>
-              <w:jc w:val="left"/>
-            </w:pPr>
-            <w:r>
-              <w:t xml:space="preserve">(0.09, 0.23)</w:t>
-            </w:r>
-          </w:p>
-        </w:tc>
-        <w:tc>
-          <w:tcPr/>
-          <w:p>
-            <w:pPr>
-              <w:pStyle w:val="Compact"/>
-              <w:jc w:val="left"/>
-            </w:pPr>
-            <w:r>
-              <w:t xml:space="preserve">9e-16</w:t>
-            </w:r>
-          </w:p>
-        </w:tc>
-        <w:tc>
-          <w:tcPr/>
-          <w:p>
-            <w:pPr>
-              <w:pStyle w:val="Compact"/>
-              <w:jc w:val="left"/>
-            </w:pPr>
-            <w:r>
-              <w:t xml:space="preserve">0.09</w:t>
-            </w:r>
-          </w:p>
-        </w:tc>
-        <w:tc>
-          <w:tcPr/>
-          <w:p>
-            <w:pPr>
-              <w:pStyle w:val="Compact"/>
-              <w:jc w:val="left"/>
-            </w:pPr>
-            <w:r>
-              <w:t xml:space="preserve">(0.02, 0.34)</w:t>
-            </w:r>
-          </w:p>
-        </w:tc>
-        <w:tc>
-          <w:tcPr/>
-          <w:p>
-            <w:pPr>
-              <w:pStyle w:val="Compact"/>
-              <w:jc w:val="left"/>
-            </w:pPr>
-            <w:r>
-              <w:t xml:space="preserve">7e-04</w:t>
-            </w:r>
-          </w:p>
-        </w:tc>
-        <w:tc>
-          <w:tcPr/>
-          <w:p>
-            <w:pPr>
-              <w:pStyle w:val="Compact"/>
-            </w:pPr>
-          </w:p>
-        </w:tc>
-        <w:tc>
-          <w:tcPr/>
-          <w:p>
-            <w:pPr>
-              <w:pStyle w:val="Compact"/>
-            </w:pPr>
-          </w:p>
-        </w:tc>
-        <w:tc>
-          <w:tcPr/>
-          <w:p>
-            <w:pPr>
-              <w:pStyle w:val="Compact"/>
-            </w:pPr>
+            </w:pPr>
+            <w:r>
+              <w:t xml:space="preserve">Site Area (units)</w:t>
+            </w:r>
+          </w:p>
+        </w:tc>
+        <w:tc>
+          <w:tcPr/>
+          <w:p>
+            <w:pPr>
+              <w:pStyle w:val="Compact"/>
+            </w:pPr>
+            <w:r>
+              <w:t xml:space="preserve">1</w:t>
+            </w:r>
+          </w:p>
+        </w:tc>
+        <w:tc>
+          <w:tcPr/>
+          <w:p>
+            <w:pPr>
+              <w:pStyle w:val="Compact"/>
+            </w:pPr>
+            <w:r>
+              <w:t xml:space="preserve">(1, 1)</w:t>
+            </w:r>
+          </w:p>
+        </w:tc>
+        <w:tc>
+          <w:tcPr/>
+          <w:p>
+            <w:pPr>
+              <w:pStyle w:val="Compact"/>
+            </w:pPr>
+            <w:r>
+              <w:t xml:space="preserve">0.4</w:t>
+            </w:r>
+          </w:p>
+        </w:tc>
+        <w:tc>
+          <w:tcPr/>
+          <w:p>
+            <w:pPr>
+              <w:pStyle w:val="Compact"/>
+            </w:pPr>
+            <w:r>
+              <w:t xml:space="preserve">1</w:t>
+            </w:r>
+          </w:p>
+        </w:tc>
+        <w:tc>
+          <w:tcPr/>
+          <w:p>
+            <w:pPr>
+              <w:pStyle w:val="Compact"/>
+            </w:pPr>
+            <w:r>
+              <w:t xml:space="preserve">(1, 1)</w:t>
+            </w:r>
+          </w:p>
+        </w:tc>
+        <w:tc>
+          <w:tcPr/>
+          <w:p>
+            <w:pPr>
+              <w:pStyle w:val="Compact"/>
+            </w:pPr>
+            <w:r>
+              <w:t xml:space="preserve">1</w:t>
+            </w:r>
+          </w:p>
+        </w:tc>
+        <w:tc>
+          <w:tcPr/>
+          <w:p>
+            <w:pPr>
+              <w:pStyle w:val="Compact"/>
+            </w:pPr>
+            <w:r>
+              <w:t xml:space="preserve">0</w:t>
+            </w:r>
+          </w:p>
+        </w:tc>
+        <w:tc>
+          <w:tcPr/>
+          <w:p>
+            <w:pPr>
+              <w:pStyle w:val="Compact"/>
+            </w:pPr>
+            <w:r>
+              <w:t xml:space="preserve">(0, 0)</w:t>
+            </w:r>
+          </w:p>
+        </w:tc>
+        <w:tc>
+          <w:tcPr/>
+          <w:p>
+            <w:pPr>
+              <w:pStyle w:val="Compact"/>
+            </w:pPr>
+            <w:r>
+              <w:t xml:space="preserve">1</w:t>
+            </w:r>
           </w:p>
         </w:tc>
       </w:tr>
@@ -679,107 +639,109 @@
           <w:p>
             <w:pPr>
               <w:pStyle w:val="Compact"/>
-              <w:jc w:val="left"/>
-            </w:pPr>
-            <w:r>
-              <w:t xml:space="preserve">Number of Native Flowering Species:Wetland specialist</w:t>
-            </w:r>
-          </w:p>
-        </w:tc>
-        <w:tc>
-          <w:tcPr/>
-          <w:p>
-            <w:pPr>
-              <w:pStyle w:val="Compact"/>
-              <w:jc w:val="left"/>
-            </w:pPr>
-            <w:r>
-              <w:t xml:space="preserve">1.06</w:t>
-            </w:r>
-          </w:p>
-        </w:tc>
-        <w:tc>
-          <w:tcPr/>
-          <w:p>
-            <w:pPr>
-              <w:pStyle w:val="Compact"/>
-              <w:jc w:val="left"/>
-            </w:pPr>
-            <w:r>
-              <w:t xml:space="preserve">(1.01, 1.12)</w:t>
-            </w:r>
-          </w:p>
-        </w:tc>
-        <w:tc>
-          <w:tcPr/>
-          <w:p>
-            <w:pPr>
-              <w:pStyle w:val="Compact"/>
-              <w:jc w:val="left"/>
-            </w:pPr>
-            <w:r>
-              <w:t xml:space="preserve">0.02</w:t>
-            </w:r>
-          </w:p>
-        </w:tc>
-        <w:tc>
-          <w:tcPr/>
-          <w:p>
-            <w:pPr>
-              <w:pStyle w:val="Compact"/>
-              <w:jc w:val="left"/>
-            </w:pPr>
-            <w:r>
-              <w:t xml:space="preserve">1.03</w:t>
-            </w:r>
-          </w:p>
-        </w:tc>
-        <w:tc>
-          <w:tcPr/>
-          <w:p>
-            <w:pPr>
-              <w:pStyle w:val="Compact"/>
-              <w:jc w:val="left"/>
-            </w:pPr>
-            <w:r>
-              <w:t xml:space="preserve">(0.86, 1.21)</w:t>
-            </w:r>
-          </w:p>
-        </w:tc>
-        <w:tc>
-          <w:tcPr/>
-          <w:p>
-            <w:pPr>
-              <w:pStyle w:val="Compact"/>
-              <w:jc w:val="left"/>
-            </w:pPr>
-            <w:r>
-              <w:t xml:space="preserve">0.8</w:t>
-            </w:r>
-          </w:p>
-        </w:tc>
-        <w:tc>
-          <w:tcPr/>
-          <w:p>
-            <w:pPr>
-              <w:pStyle w:val="Compact"/>
-            </w:pPr>
-          </w:p>
-        </w:tc>
-        <w:tc>
-          <w:tcPr/>
-          <w:p>
-            <w:pPr>
-              <w:pStyle w:val="Compact"/>
-            </w:pPr>
-          </w:p>
-        </w:tc>
-        <w:tc>
-          <w:tcPr/>
-          <w:p>
-            <w:pPr>
-              <w:pStyle w:val="Compact"/>
-            </w:pPr>
+            </w:pPr>
+            <w:r>
+              <w:t xml:space="preserve">Niche.BreadthSpecialist</w:t>
+            </w:r>
+          </w:p>
+        </w:tc>
+        <w:tc>
+          <w:tcPr/>
+          <w:p>
+            <w:pPr>
+              <w:pStyle w:val="Compact"/>
+            </w:pPr>
+            <w:r>
+              <w:t xml:space="preserve">1.78</w:t>
+            </w:r>
+          </w:p>
+        </w:tc>
+        <w:tc>
+          <w:tcPr/>
+          <w:p>
+            <w:pPr>
+              <w:pStyle w:val="Compact"/>
+            </w:pPr>
+            <w:r>
+              <w:t xml:space="preserve">(0.75, 4.23)</w:t>
+            </w:r>
+          </w:p>
+        </w:tc>
+        <w:tc>
+          <w:tcPr/>
+          <w:p>
+            <w:pPr>
+              <w:pStyle w:val="Compact"/>
+            </w:pPr>
+            <w:r>
+              <w:t xml:space="preserve">0.2</w:t>
+            </w:r>
+          </w:p>
+        </w:tc>
+        <w:tc>
+          <w:tcPr/>
+          <w:p>
+            <w:pPr>
+              <w:pStyle w:val="Compact"/>
+            </w:pPr>
+            <w:r>
+              <w:t xml:space="preserve">0.13</w:t>
+            </w:r>
+          </w:p>
+        </w:tc>
+        <w:tc>
+          <w:tcPr/>
+          <w:p>
+            <w:pPr>
+              <w:pStyle w:val="Compact"/>
+            </w:pPr>
+            <w:r>
+              <w:t xml:space="preserve">(0, 3.95)</w:t>
+            </w:r>
+          </w:p>
+        </w:tc>
+        <w:tc>
+          <w:tcPr/>
+          <w:p>
+            <w:pPr>
+              <w:pStyle w:val="Compact"/>
+            </w:pPr>
+            <w:r>
+              <w:t xml:space="preserve">0.2</w:t>
+            </w:r>
+          </w:p>
+        </w:tc>
+        <w:tc>
+          <w:tcPr/>
+          <w:p>
+            <w:pPr>
+              <w:pStyle w:val="Compact"/>
+            </w:pPr>
+            <w:r>
+              <w:t xml:space="preserve">-1.63</w:t>
+            </w:r>
+          </w:p>
+        </w:tc>
+        <w:tc>
+          <w:tcPr/>
+          <w:p>
+            <w:pPr>
+              <w:pStyle w:val="Compact"/>
+            </w:pPr>
+            <w:r>
+              <w:t xml:space="preserve">(-4.36, 1.11)</w:t>
+            </w:r>
+          </w:p>
+        </w:tc>
+        <w:tc>
+          <w:tcPr/>
+          <w:p>
+            <w:pPr>
+              <w:pStyle w:val="Compact"/>
+            </w:pPr>
+            <w:r>
+              <w:t xml:space="preserve">0.2</w:t>
+            </w:r>
           </w:p>
         </w:tc>
       </w:tr>
@@ -789,107 +751,221 @@
           <w:p>
             <w:pPr>
               <w:pStyle w:val="Compact"/>
-              <w:jc w:val="left"/>
-            </w:pPr>
-            <w:r>
-              <w:t xml:space="preserve">Average Native Bloom Cover:Wetland specialist</w:t>
-            </w:r>
-          </w:p>
-        </w:tc>
-        <w:tc>
-          <w:tcPr/>
-          <w:p>
-            <w:pPr>
-              <w:pStyle w:val="Compact"/>
-              <w:jc w:val="left"/>
-            </w:pPr>
-            <w:r>
-              <w:t xml:space="preserve">0.93</w:t>
-            </w:r>
-          </w:p>
-        </w:tc>
-        <w:tc>
-          <w:tcPr/>
-          <w:p>
-            <w:pPr>
-              <w:pStyle w:val="Compact"/>
-              <w:jc w:val="left"/>
-            </w:pPr>
-            <w:r>
-              <w:t xml:space="preserve">(0.88, 0.98)</w:t>
-            </w:r>
-          </w:p>
-        </w:tc>
-        <w:tc>
-          <w:tcPr/>
-          <w:p>
-            <w:pPr>
-              <w:pStyle w:val="Compact"/>
-              <w:jc w:val="left"/>
-            </w:pPr>
-            <w:r>
-              <w:t xml:space="preserve">0.01</w:t>
-            </w:r>
-          </w:p>
-        </w:tc>
-        <w:tc>
-          <w:tcPr/>
-          <w:p>
-            <w:pPr>
-              <w:pStyle w:val="Compact"/>
-              <w:jc w:val="left"/>
-            </w:pPr>
-            <w:r>
-              <w:t xml:space="preserve">1.01</w:t>
-            </w:r>
-          </w:p>
-        </w:tc>
-        <w:tc>
-          <w:tcPr/>
-          <w:p>
-            <w:pPr>
-              <w:pStyle w:val="Compact"/>
-              <w:jc w:val="left"/>
-            </w:pPr>
-            <w:r>
-              <w:t xml:space="preserve">(0.85, 1.17)</w:t>
-            </w:r>
-          </w:p>
-        </w:tc>
-        <w:tc>
-          <w:tcPr/>
-          <w:p>
-            <w:pPr>
-              <w:pStyle w:val="Compact"/>
-              <w:jc w:val="left"/>
-            </w:pPr>
-            <w:r>
-              <w:t xml:space="preserve">0.9</w:t>
-            </w:r>
-          </w:p>
-        </w:tc>
-        <w:tc>
-          <w:tcPr/>
-          <w:p>
-            <w:pPr>
-              <w:pStyle w:val="Compact"/>
-            </w:pPr>
-          </w:p>
-        </w:tc>
-        <w:tc>
-          <w:tcPr/>
-          <w:p>
-            <w:pPr>
-              <w:pStyle w:val="Compact"/>
-            </w:pPr>
-          </w:p>
-        </w:tc>
-        <w:tc>
-          <w:tcPr/>
-          <w:p>
-            <w:pPr>
-              <w:pStyle w:val="Compact"/>
-            </w:pPr>
+            </w:pPr>
+            <w:r>
+              <w:t xml:space="preserve">Number of Native Flowering Species:Niche.BreadthSpecialist</w:t>
+            </w:r>
+          </w:p>
+        </w:tc>
+        <w:tc>
+          <w:tcPr/>
+          <w:p>
+            <w:pPr>
+              <w:pStyle w:val="Compact"/>
+            </w:pPr>
+            <w:r>
+              <w:t xml:space="preserve">0.96</w:t>
+            </w:r>
+          </w:p>
+        </w:tc>
+        <w:tc>
+          <w:tcPr/>
+          <w:p>
+            <w:pPr>
+              <w:pStyle w:val="Compact"/>
+            </w:pPr>
+            <w:r>
+              <w:t xml:space="preserve">(0.87, 1.06)</w:t>
+            </w:r>
+          </w:p>
+        </w:tc>
+        <w:tc>
+          <w:tcPr/>
+          <w:p>
+            <w:pPr>
+              <w:pStyle w:val="Compact"/>
+            </w:pPr>
+            <w:r>
+              <w:t xml:space="preserve">0.5</w:t>
+            </w:r>
+          </w:p>
+        </w:tc>
+        <w:tc>
+          <w:tcPr/>
+          <w:p>
+            <w:pPr>
+              <w:pStyle w:val="Compact"/>
+            </w:pPr>
+            <w:r>
+              <w:t xml:space="preserve">0.82</w:t>
+            </w:r>
+          </w:p>
+        </w:tc>
+        <w:tc>
+          <w:tcPr/>
+          <w:p>
+            <w:pPr>
+              <w:pStyle w:val="Compact"/>
+            </w:pPr>
+            <w:r>
+              <w:t xml:space="preserve">(0.54, 1.25)</w:t>
+            </w:r>
+          </w:p>
+        </w:tc>
+        <w:tc>
+          <w:tcPr/>
+          <w:p>
+            <w:pPr>
+              <w:pStyle w:val="Compact"/>
+            </w:pPr>
+            <w:r>
+              <w:t xml:space="preserve">0.4</w:t>
+            </w:r>
+          </w:p>
+        </w:tc>
+        <w:tc>
+          <w:tcPr/>
+          <w:p>
+            <w:pPr>
+              <w:pStyle w:val="Compact"/>
+            </w:pPr>
+            <w:r>
+              <w:t xml:space="preserve">-0.14</w:t>
+            </w:r>
+          </w:p>
+        </w:tc>
+        <w:tc>
+          <w:tcPr/>
+          <w:p>
+            <w:pPr>
+              <w:pStyle w:val="Compact"/>
+            </w:pPr>
+            <w:r>
+              <w:t xml:space="preserve">(-0.47, 0.19)</w:t>
+            </w:r>
+          </w:p>
+        </w:tc>
+        <w:tc>
+          <w:tcPr/>
+          <w:p>
+            <w:pPr>
+              <w:pStyle w:val="Compact"/>
+            </w:pPr>
+            <w:r>
+              <w:t xml:space="preserve">0.4</w:t>
+            </w:r>
+          </w:p>
+        </w:tc>
+      </w:tr>
+      <w:tr>
+        <w:tc>
+          <w:tcPr/>
+          <w:p>
+            <w:pPr>
+              <w:pStyle w:val="Compact"/>
+            </w:pPr>
+            <w:r>
+              <w:t xml:space="preserve">Average Native Bloom Cover:Niche.BreadthSpecialist</w:t>
+            </w:r>
+          </w:p>
+        </w:tc>
+        <w:tc>
+          <w:tcPr/>
+          <w:p>
+            <w:pPr>
+              <w:pStyle w:val="Compact"/>
+            </w:pPr>
+            <w:r>
+              <w:t xml:space="preserve">0.98</w:t>
+            </w:r>
+          </w:p>
+        </w:tc>
+        <w:tc>
+          <w:tcPr/>
+          <w:p>
+            <w:pPr>
+              <w:pStyle w:val="Compact"/>
+            </w:pPr>
+            <w:r>
+              <w:t xml:space="preserve">(0.89, 1.08)</w:t>
+            </w:r>
+          </w:p>
+        </w:tc>
+        <w:tc>
+          <w:tcPr/>
+          <w:p>
+            <w:pPr>
+              <w:pStyle w:val="Compact"/>
+            </w:pPr>
+            <w:r>
+              <w:t xml:space="preserve">0.6</w:t>
+            </w:r>
+          </w:p>
+        </w:tc>
+        <w:tc>
+          <w:tcPr/>
+          <w:p>
+            <w:pPr>
+              <w:pStyle w:val="Compact"/>
+            </w:pPr>
+            <w:r>
+              <w:t xml:space="preserve">1.16</w:t>
+            </w:r>
+          </w:p>
+        </w:tc>
+        <w:tc>
+          <w:tcPr/>
+          <w:p>
+            <w:pPr>
+              <w:pStyle w:val="Compact"/>
+            </w:pPr>
+            <w:r>
+              <w:t xml:space="preserve">(0.8, 1.7)</w:t>
+            </w:r>
+          </w:p>
+        </w:tc>
+        <w:tc>
+          <w:tcPr/>
+          <w:p>
+            <w:pPr>
+              <w:pStyle w:val="Compact"/>
+            </w:pPr>
+            <w:r>
+              <w:t xml:space="preserve">0.4</w:t>
+            </w:r>
+          </w:p>
+        </w:tc>
+        <w:tc>
+          <w:tcPr/>
+          <w:p>
+            <w:pPr>
+              <w:pStyle w:val="Compact"/>
+            </w:pPr>
+            <w:r>
+              <w:t xml:space="preserve">0.1</w:t>
+            </w:r>
+          </w:p>
+        </w:tc>
+        <w:tc>
+          <w:tcPr/>
+          <w:p>
+            <w:pPr>
+              <w:pStyle w:val="Compact"/>
+            </w:pPr>
+            <w:r>
+              <w:t xml:space="preserve">(-0.2, 0.4)</w:t>
+            </w:r>
+          </w:p>
+        </w:tc>
+        <w:tc>
+          <w:tcPr/>
+          <w:p>
+            <w:pPr>
+              <w:pStyle w:val="Compact"/>
+            </w:pPr>
+            <w:r>
+              <w:t xml:space="preserve">0.5</w:t>
+            </w:r>
           </w:p>
         </w:tc>
       </w:tr>
@@ -925,14 +1001,14 @@
 <file path=word/numbering.xml><?xml version="1.0" encoding="utf-8"?>
 <w:numbering xmlns:w="http://schemas.openxmlformats.org/wordprocessingml/2006/main">
   <w:abstractNum w:abstractNumId="990">
-    <w:nsid w:val="A990"/>
+    <w:nsid w:val="0000A990"/>
     <w:multiLevelType w:val="multilevel"/>
     <w:lvl w:ilvl="0">
       <w:numFmt w:val="bullet"/>
       <w:lvlText w:val=" "/>
       <w:lvlJc w:val="left"/>
       <w:pPr>
-        <w:ind w:left="720" w:hanging="480"/>
+        <w:ind w:left="720" w:hanging="360"/>
       </w:pPr>
     </w:lvl>
     <w:lvl w:ilvl="1">
@@ -940,7 +1016,7 @@
       <w:lvlText w:val=" "/>
       <w:lvlJc w:val="left"/>
       <w:pPr>
-        <w:ind w:left="1440" w:hanging="480"/>
+        <w:ind w:left="1440" w:hanging="360"/>
       </w:pPr>
     </w:lvl>
     <w:lvl w:ilvl="2">
@@ -948,7 +1024,7 @@
       <w:lvlText w:val=" "/>
       <w:lvlJc w:val="left"/>
       <w:pPr>
-        <w:ind w:left="2160" w:hanging="480"/>
+        <w:ind w:left="2160" w:hanging="360"/>
       </w:pPr>
     </w:lvl>
     <w:lvl w:ilvl="3">
@@ -956,7 +1032,7 @@
       <w:lvlText w:val=" "/>
       <w:lvlJc w:val="left"/>
       <w:pPr>
-        <w:ind w:left="2880" w:hanging="480"/>
+        <w:ind w:left="2880" w:hanging="360"/>
       </w:pPr>
     </w:lvl>
     <w:lvl w:ilvl="4">
@@ -964,7 +1040,7 @@
       <w:lvlText w:val=" "/>
       <w:lvlJc w:val="left"/>
       <w:pPr>
-        <w:ind w:left="3600" w:hanging="480"/>
+        <w:ind w:left="3600" w:hanging="360"/>
       </w:pPr>
     </w:lvl>
     <w:lvl w:ilvl="5">
@@ -972,7 +1048,7 @@
       <w:lvlText w:val=" "/>
       <w:lvlJc w:val="left"/>
       <w:pPr>
-        <w:ind w:left="4320" w:hanging="480"/>
+        <w:ind w:left="4320" w:hanging="360"/>
       </w:pPr>
     </w:lvl>
     <w:lvl w:ilvl="6">
@@ -980,7 +1056,7 @@
       <w:lvlText w:val=" "/>
       <w:lvlJc w:val="left"/>
       <w:pPr>
-        <w:ind w:left="5040" w:hanging="480"/>
+        <w:ind w:left="5040" w:hanging="360"/>
       </w:pPr>
     </w:lvl>
     <w:lvl w:ilvl="7">
@@ -988,7 +1064,7 @@
       <w:lvlText w:val=" "/>
       <w:lvlJc w:val="left"/>
       <w:pPr>
-        <w:ind w:left="5760" w:hanging="480"/>
+        <w:ind w:left="5760" w:hanging="360"/>
       </w:pPr>
     </w:lvl>
     <w:lvl w:ilvl="8">
@@ -996,7 +1072,7 @@
       <w:lvlText w:val=" "/>
       <w:lvlJc w:val="left"/>
       <w:pPr>
-        <w:ind w:left="6480" w:hanging="480"/>
+        <w:ind w:left="6480" w:hanging="360"/>
       </w:pPr>
     </w:lvl>
   </w:abstractNum>
@@ -1032,10 +1108,10 @@
     <w:name w:val="Body Text"/>
     <w:basedOn w:val="Normal"/>
     <w:link w:val="BodyTextChar"/>
+    <w:qFormat/>
     <w:pPr>
       <w:spacing w:after="180" w:before="180"/>
     </w:pPr>
-    <w:qFormat/>
   </w:style>
   <w:style w:customStyle="1" w:styleId="FirstParagraph" w:type="paragraph">
     <w:name w:val="First Paragraph"/>
@@ -1055,36 +1131,69 @@
     <w:name w:val="Title"/>
     <w:basedOn w:val="Normal"/>
     <w:next w:val="BodyText"/>
-    <w:qFormat/>
-    <w:pPr>
-      <w:keepNext/>
-      <w:keepLines/>
-      <w:spacing w:after="240" w:before="480"/>
+    <w:link w:val="TitleChar"/>
+    <w:uiPriority w:val="10"/>
+    <w:qFormat/>
+    <w:rsid w:val="00A10FD9"/>
+    <w:pPr>
+      <w:spacing w:after="80" w:line="240" w:lineRule="auto"/>
+      <w:contextualSpacing/>
       <w:jc w:val="center"/>
     </w:pPr>
     <w:rPr>
       <w:rFonts w:asciiTheme="majorHAnsi" w:cstheme="majorBidi" w:eastAsiaTheme="majorEastAsia" w:hAnsiTheme="majorHAnsi"/>
-      <w:b/>
-      <w:bCs/>
-      <w:color w:themeColor="accent1" w:themeShade="B5" w:val="345A8A"/>
-      <w:sz w:val="36"/>
-      <w:szCs w:val="36"/>
+      <w:spacing w:val="-10"/>
+      <w:kern w:val="28"/>
+      <w:sz w:val="56"/>
+      <w:szCs w:val="56"/>
+    </w:rPr>
+  </w:style>
+  <w:style w:customStyle="1" w:styleId="TitleChar" w:type="character">
+    <w:name w:val="Title Char"/>
+    <w:basedOn w:val="DefaultParagraphFont"/>
+    <w:link w:val="Title"/>
+    <w:uiPriority w:val="10"/>
+    <w:rsid w:val="00A10FD9"/>
+    <w:rPr>
+      <w:rFonts w:asciiTheme="majorHAnsi" w:cstheme="majorBidi" w:eastAsiaTheme="majorEastAsia" w:hAnsiTheme="majorHAnsi"/>
+      <w:spacing w:val="-10"/>
+      <w:kern w:val="28"/>
+      <w:sz w:val="56"/>
+      <w:szCs w:val="56"/>
     </w:rPr>
   </w:style>
   <w:style w:styleId="Subtitle" w:type="paragraph">
     <w:name w:val="Subtitle"/>
     <w:basedOn w:val="Title"/>
     <w:next w:val="BodyText"/>
-    <w:qFormat/>
-    <w:pPr>
-      <w:keepNext/>
-      <w:keepLines/>
-      <w:spacing w:after="240" w:before="240"/>
-      <w:jc w:val="center"/>
-    </w:pPr>
-    <w:rPr>
-      <w:sz w:val="30"/>
-      <w:szCs w:val="30"/>
+    <w:link w:val="SubtitleChar"/>
+    <w:uiPriority w:val="11"/>
+    <w:qFormat/>
+    <w:rsid w:val="00A10FD9"/>
+    <w:pPr>
+      <w:numPr>
+        <w:ilvl w:val="1"/>
+      </w:numPr>
+    </w:pPr>
+    <w:rPr>
+      <w:rFonts w:cstheme="majorBidi" w:eastAsiaTheme="majorEastAsia"/>
+      <w:spacing w:val="15"/>
+      <w:sz w:val="28"/>
+      <w:szCs w:val="28"/>
+    </w:rPr>
+  </w:style>
+  <w:style w:customStyle="1" w:styleId="SubtitleChar" w:type="character">
+    <w:name w:val="Subtitle Char"/>
+    <w:basedOn w:val="DefaultParagraphFont"/>
+    <w:link w:val="Subtitle"/>
+    <w:uiPriority w:val="11"/>
+    <w:rsid w:val="00A10FD9"/>
+    <w:rPr>
+      <w:rFonts w:cstheme="majorBidi" w:eastAsiaTheme="majorEastAsia"/>
+      <w:color w:themeColor="text1" w:themeTint="A6" w:val="595959"/>
+      <w:spacing w:val="15"/>
+      <w:sz w:val="28"/>
+      <w:szCs w:val="28"/>
     </w:rPr>
   </w:style>
   <w:style w:customStyle="1" w:styleId="Author" w:type="paragraph">
@@ -1106,6 +1215,23 @@
       <w:keepLines/>
       <w:jc w:val="center"/>
     </w:pPr>
+  </w:style>
+  <w:style w:customStyle="1" w:styleId="AbstractTitle" w:type="paragraph">
+    <w:name w:val="Abstract Title"/>
+    <w:basedOn w:val="Normal"/>
+    <w:next w:val="Abstract"/>
+    <w:qFormat/>
+    <w:pPr>
+      <w:keepNext/>
+      <w:keepLines/>
+      <w:spacing w:after="0" w:before="300"/>
+      <w:jc w:val="center"/>
+    </w:pPr>
+    <w:rPr>
+      <w:b/>
+      <w:sz w:val="20"/>
+      <w:szCs w:val="20"/>
+    </w:rPr>
   </w:style>
   <w:style w:customStyle="1" w:styleId="Abstract" w:type="paragraph">
     <w:name w:val="Abstract"/>
@@ -1115,7 +1241,7 @@
     <w:pPr>
       <w:keepNext/>
       <w:keepLines/>
-      <w:spacing w:after="300" w:before="300"/>
+      <w:spacing w:after="300" w:before="100"/>
     </w:pPr>
     <w:rPr>
       <w:sz w:val="20"/>
@@ -1131,191 +1257,321 @@
     <w:rPr/>
   </w:style>
   <w:style w:styleId="Heading1" w:type="paragraph">
-    <w:name w:val="Heading 1"/>
+    <w:name w:val="heading 1"/>
     <w:basedOn w:val="Normal"/>
     <w:next w:val="BodyText"/>
+    <w:link w:val="Heading1Char"/>
     <w:uiPriority w:val="9"/>
     <w:qFormat/>
+    <w:rsid w:val="00A10FD9"/>
     <w:pPr>
       <w:keepNext/>
       <w:keepLines/>
-      <w:spacing w:after="0" w:before="480"/>
+      <w:spacing w:after="80" w:before="360"/>
       <w:outlineLvl w:val="0"/>
     </w:pPr>
     <w:rPr>
       <w:rFonts w:asciiTheme="majorHAnsi" w:cstheme="majorBidi" w:eastAsiaTheme="majorEastAsia" w:hAnsiTheme="majorHAnsi"/>
-      <w:b/>
-      <w:bCs/>
-      <w:color w:themeColor="accent1" w:val="4F81BD"/>
+      <w:color w:themeColor="accent1" w:themeShade="BF" w:val="0F4761"/>
+      <w:sz w:val="40"/>
+      <w:szCs w:val="40"/>
+    </w:rPr>
+  </w:style>
+  <w:style w:styleId="Heading2" w:type="paragraph">
+    <w:name w:val="heading 2"/>
+    <w:basedOn w:val="Normal"/>
+    <w:next w:val="BodyText"/>
+    <w:link w:val="Heading2Char"/>
+    <w:uiPriority w:val="9"/>
+    <w:semiHidden/>
+    <w:unhideWhenUsed/>
+    <w:qFormat/>
+    <w:rsid w:val="00A10FD9"/>
+    <w:pPr>
+      <w:keepNext/>
+      <w:keepLines/>
+      <w:spacing w:after="80" w:before="160"/>
+      <w:outlineLvl w:val="1"/>
+    </w:pPr>
+    <w:rPr>
+      <w:rFonts w:asciiTheme="majorHAnsi" w:cstheme="majorBidi" w:eastAsiaTheme="majorEastAsia" w:hAnsiTheme="majorHAnsi"/>
+      <w:color w:themeColor="accent1" w:themeShade="BF" w:val="0F4761"/>
       <w:sz w:val="32"/>
       <w:szCs w:val="32"/>
     </w:rPr>
   </w:style>
-  <w:style w:styleId="Heading2" w:type="paragraph">
-    <w:name w:val="Heading 2"/>
+  <w:style w:styleId="Heading3" w:type="paragraph">
+    <w:name w:val="heading 3"/>
     <w:basedOn w:val="Normal"/>
     <w:next w:val="BodyText"/>
+    <w:link w:val="Heading3Char"/>
     <w:uiPriority w:val="9"/>
+    <w:semiHidden/>
     <w:unhideWhenUsed/>
     <w:qFormat/>
+    <w:rsid w:val="00A10FD9"/>
     <w:pPr>
       <w:keepNext/>
       <w:keepLines/>
-      <w:spacing w:after="0" w:before="200"/>
-      <w:outlineLvl w:val="1"/>
-    </w:pPr>
-    <w:rPr>
-      <w:rFonts w:asciiTheme="majorHAnsi" w:cstheme="majorBidi" w:eastAsiaTheme="majorEastAsia" w:hAnsiTheme="majorHAnsi"/>
-      <w:b/>
-      <w:bCs/>
-      <w:color w:themeColor="accent1" w:val="4F81BD"/>
+      <w:spacing w:after="80" w:before="160"/>
+      <w:outlineLvl w:val="2"/>
+    </w:pPr>
+    <w:rPr>
+      <w:rFonts w:cstheme="majorBidi" w:eastAsiaTheme="majorEastAsia"/>
+      <w:color w:themeColor="accent1" w:themeShade="BF" w:val="0F4761"/>
       <w:sz w:val="28"/>
       <w:szCs w:val="28"/>
     </w:rPr>
   </w:style>
-  <w:style w:styleId="Heading3" w:type="paragraph">
-    <w:name w:val="Heading 3"/>
+  <w:style w:styleId="Heading4" w:type="paragraph">
+    <w:name w:val="heading 4"/>
     <w:basedOn w:val="Normal"/>
     <w:next w:val="BodyText"/>
+    <w:link w:val="Heading4Char"/>
     <w:uiPriority w:val="9"/>
+    <w:semiHidden/>
     <w:unhideWhenUsed/>
     <w:qFormat/>
+    <w:rsid w:val="00A10FD9"/>
     <w:pPr>
       <w:keepNext/>
       <w:keepLines/>
-      <w:spacing w:after="0" w:before="200"/>
-      <w:outlineLvl w:val="2"/>
-    </w:pPr>
-    <w:rPr>
-      <w:rFonts w:asciiTheme="majorHAnsi" w:cstheme="majorBidi" w:eastAsiaTheme="majorEastAsia" w:hAnsiTheme="majorHAnsi"/>
-      <w:b/>
-      <w:bCs/>
-      <w:color w:themeColor="accent1" w:val="4F81BD"/>
-      <w:sz w:val="24"/>
-      <w:szCs w:val="24"/>
-    </w:rPr>
-  </w:style>
-  <w:style w:styleId="Heading4" w:type="paragraph">
-    <w:name w:val="Heading 4"/>
+      <w:spacing w:after="40" w:before="80"/>
+      <w:outlineLvl w:val="3"/>
+    </w:pPr>
+    <w:rPr>
+      <w:rFonts w:cstheme="majorBidi" w:eastAsiaTheme="majorEastAsia"/>
+      <w:i/>
+      <w:iCs/>
+      <w:color w:themeColor="accent1" w:themeShade="BF" w:val="0F4761"/>
+    </w:rPr>
+  </w:style>
+  <w:style w:styleId="Heading5" w:type="paragraph">
+    <w:name w:val="heading 5"/>
     <w:basedOn w:val="Normal"/>
     <w:next w:val="BodyText"/>
+    <w:link w:val="Heading5Char"/>
     <w:uiPriority w:val="9"/>
+    <w:semiHidden/>
     <w:unhideWhenUsed/>
     <w:qFormat/>
+    <w:rsid w:val="00A10FD9"/>
     <w:pPr>
       <w:keepNext/>
       <w:keepLines/>
-      <w:spacing w:after="0" w:before="200"/>
-      <w:outlineLvl w:val="3"/>
-    </w:pPr>
-    <w:rPr>
-      <w:rFonts w:asciiTheme="majorHAnsi" w:cstheme="majorBidi" w:eastAsiaTheme="majorEastAsia" w:hAnsiTheme="majorHAnsi"/>
-      <w:i/>
-      <w:bCs/>
-      <w:color w:themeColor="accent1" w:val="4F81BD"/>
-      <w:sz w:val="24"/>
-      <w:szCs w:val="24"/>
-    </w:rPr>
-  </w:style>
-  <w:style w:styleId="Heading5" w:type="paragraph">
-    <w:name w:val="Heading 5"/>
+      <w:spacing w:after="40" w:before="80"/>
+      <w:outlineLvl w:val="4"/>
+    </w:pPr>
+    <w:rPr>
+      <w:rFonts w:cstheme="majorBidi" w:eastAsiaTheme="majorEastAsia"/>
+      <w:color w:themeColor="accent1" w:themeShade="BF" w:val="0F4761"/>
+    </w:rPr>
+  </w:style>
+  <w:style w:styleId="Heading6" w:type="paragraph">
+    <w:name w:val="heading 6"/>
     <w:basedOn w:val="Normal"/>
     <w:next w:val="BodyText"/>
+    <w:link w:val="Heading6Char"/>
     <w:uiPriority w:val="9"/>
+    <w:semiHidden/>
     <w:unhideWhenUsed/>
     <w:qFormat/>
+    <w:rsid w:val="00A10FD9"/>
     <w:pPr>
       <w:keepNext/>
       <w:keepLines/>
-      <w:spacing w:after="0" w:before="200"/>
-      <w:outlineLvl w:val="4"/>
-    </w:pPr>
-    <w:rPr>
-      <w:rFonts w:asciiTheme="majorHAnsi" w:cstheme="majorBidi" w:eastAsiaTheme="majorEastAsia" w:hAnsiTheme="majorHAnsi"/>
+      <w:spacing w:after="0" w:before="40"/>
+      <w:outlineLvl w:val="5"/>
+    </w:pPr>
+    <w:rPr>
+      <w:rFonts w:cstheme="majorBidi" w:eastAsiaTheme="majorEastAsia"/>
+      <w:i/>
       <w:iCs/>
-      <w:color w:themeColor="accent1" w:val="4F81BD"/>
-      <w:sz w:val="24"/>
-      <w:szCs w:val="24"/>
-    </w:rPr>
-  </w:style>
-  <w:style w:styleId="Heading6" w:type="paragraph">
-    <w:name w:val="Heading 6"/>
+      <w:color w:themeColor="text1" w:themeTint="A6" w:val="595959"/>
+    </w:rPr>
+  </w:style>
+  <w:style w:styleId="Heading7" w:type="paragraph">
+    <w:name w:val="heading 7"/>
     <w:basedOn w:val="Normal"/>
     <w:next w:val="BodyText"/>
+    <w:link w:val="Heading7Char"/>
     <w:uiPriority w:val="9"/>
+    <w:semiHidden/>
     <w:unhideWhenUsed/>
     <w:qFormat/>
+    <w:rsid w:val="00A10FD9"/>
     <w:pPr>
       <w:keepNext/>
       <w:keepLines/>
-      <w:spacing w:after="0" w:before="200"/>
-      <w:outlineLvl w:val="5"/>
-    </w:pPr>
-    <w:rPr>
-      <w:rFonts w:asciiTheme="majorHAnsi" w:cstheme="majorBidi" w:eastAsiaTheme="majorEastAsia" w:hAnsiTheme="majorHAnsi"/>
-      <w:color w:themeColor="accent1" w:val="4F81BD"/>
-      <w:sz w:val="24"/>
-      <w:szCs w:val="24"/>
-    </w:rPr>
-  </w:style>
-  <w:style w:styleId="Heading7" w:type="paragraph">
-    <w:name w:val="Heading 7"/>
+      <w:spacing w:after="0" w:before="40"/>
+      <w:outlineLvl w:val="6"/>
+    </w:pPr>
+    <w:rPr>
+      <w:rFonts w:cstheme="majorBidi" w:eastAsiaTheme="majorEastAsia"/>
+      <w:color w:themeColor="text1" w:themeTint="A6" w:val="595959"/>
+    </w:rPr>
+  </w:style>
+  <w:style w:styleId="Heading8" w:type="paragraph">
+    <w:name w:val="heading 8"/>
     <w:basedOn w:val="Normal"/>
     <w:next w:val="BodyText"/>
+    <w:link w:val="Heading8Char"/>
     <w:uiPriority w:val="9"/>
+    <w:semiHidden/>
     <w:unhideWhenUsed/>
     <w:qFormat/>
+    <w:rsid w:val="00A10FD9"/>
     <w:pPr>
       <w:keepNext/>
       <w:keepLines/>
-      <w:spacing w:after="0" w:before="200"/>
-      <w:outlineLvl w:val="6"/>
-    </w:pPr>
-    <w:rPr>
-      <w:rFonts w:asciiTheme="majorHAnsi" w:cstheme="majorBidi" w:eastAsiaTheme="majorEastAsia" w:hAnsiTheme="majorHAnsi"/>
-      <w:color w:themeColor="accent1" w:val="4F81BD"/>
-      <w:sz w:val="24"/>
-      <w:szCs w:val="24"/>
-    </w:rPr>
-  </w:style>
-  <w:style w:styleId="Heading8" w:type="paragraph">
-    <w:name w:val="Heading 8"/>
+      <w:spacing w:after="0"/>
+      <w:outlineLvl w:val="7"/>
+    </w:pPr>
+    <w:rPr>
+      <w:rFonts w:cstheme="majorBidi" w:eastAsiaTheme="majorEastAsia"/>
+      <w:i/>
+      <w:iCs/>
+      <w:color w:themeColor="text1" w:themeTint="D8" w:val="272727"/>
+    </w:rPr>
+  </w:style>
+  <w:style w:styleId="Heading9" w:type="paragraph">
+    <w:name w:val="heading 9"/>
     <w:basedOn w:val="Normal"/>
     <w:next w:val="BodyText"/>
+    <w:link w:val="Heading9Char"/>
     <w:uiPriority w:val="9"/>
+    <w:semiHidden/>
     <w:unhideWhenUsed/>
     <w:qFormat/>
+    <w:rsid w:val="00A10FD9"/>
     <w:pPr>
       <w:keepNext/>
       <w:keepLines/>
-      <w:spacing w:after="0" w:before="200"/>
-      <w:outlineLvl w:val="7"/>
-    </w:pPr>
+      <w:spacing w:after="0"/>
+      <w:outlineLvl w:val="8"/>
+    </w:pPr>
+    <w:rPr>
+      <w:rFonts w:cstheme="majorBidi" w:eastAsiaTheme="majorEastAsia"/>
+      <w:color w:themeColor="text1" w:themeTint="D8" w:val="272727"/>
+    </w:rPr>
+  </w:style>
+  <w:style w:customStyle="1" w:styleId="Heading1Char" w:type="character">
+    <w:name w:val="Heading 1 Char"/>
+    <w:basedOn w:val="DefaultParagraphFont"/>
+    <w:link w:val="Heading1"/>
+    <w:uiPriority w:val="9"/>
+    <w:rsid w:val="00A10FD9"/>
     <w:rPr>
       <w:rFonts w:asciiTheme="majorHAnsi" w:cstheme="majorBidi" w:eastAsiaTheme="majorEastAsia" w:hAnsiTheme="majorHAnsi"/>
-      <w:color w:themeColor="accent1" w:val="4F81BD"/>
-      <w:sz w:val="24"/>
-      <w:szCs w:val="24"/>
-    </w:rPr>
-  </w:style>
-  <w:style w:styleId="Heading9" w:type="paragraph">
-    <w:name w:val="Heading 9"/>
-    <w:basedOn w:val="Normal"/>
-    <w:next w:val="BodyText"/>
+      <w:color w:themeColor="accent1" w:themeShade="BF" w:val="0F4761"/>
+      <w:sz w:val="40"/>
+      <w:szCs w:val="40"/>
+    </w:rPr>
+  </w:style>
+  <w:style w:customStyle="1" w:styleId="Heading2Char" w:type="character">
+    <w:name w:val="Heading 2 Char"/>
+    <w:basedOn w:val="DefaultParagraphFont"/>
+    <w:link w:val="Heading2"/>
     <w:uiPriority w:val="9"/>
-    <w:unhideWhenUsed/>
-    <w:qFormat/>
-    <w:pPr>
-      <w:keepNext/>
-      <w:keepLines/>
-      <w:spacing w:after="0" w:before="200"/>
-      <w:outlineLvl w:val="8"/>
-    </w:pPr>
+    <w:semiHidden/>
+    <w:rsid w:val="00A10FD9"/>
     <w:rPr>
       <w:rFonts w:asciiTheme="majorHAnsi" w:cstheme="majorBidi" w:eastAsiaTheme="majorEastAsia" w:hAnsiTheme="majorHAnsi"/>
-      <w:color w:themeColor="accent1" w:val="4F81BD"/>
-      <w:sz w:val="24"/>
-      <w:szCs w:val="24"/>
+      <w:color w:themeColor="accent1" w:themeShade="BF" w:val="0F4761"/>
+      <w:sz w:val="32"/>
+      <w:szCs w:val="32"/>
+    </w:rPr>
+  </w:style>
+  <w:style w:customStyle="1" w:styleId="Heading3Char" w:type="character">
+    <w:name w:val="Heading 3 Char"/>
+    <w:basedOn w:val="DefaultParagraphFont"/>
+    <w:link w:val="Heading3"/>
+    <w:uiPriority w:val="9"/>
+    <w:semiHidden/>
+    <w:rsid w:val="00A10FD9"/>
+    <w:rPr>
+      <w:rFonts w:cstheme="majorBidi" w:eastAsiaTheme="majorEastAsia"/>
+      <w:color w:themeColor="accent1" w:themeShade="BF" w:val="0F4761"/>
+      <w:sz w:val="28"/>
+      <w:szCs w:val="28"/>
+    </w:rPr>
+  </w:style>
+  <w:style w:customStyle="1" w:styleId="Heading4Char" w:type="character">
+    <w:name w:val="Heading 4 Char"/>
+    <w:basedOn w:val="DefaultParagraphFont"/>
+    <w:link w:val="Heading4"/>
+    <w:uiPriority w:val="9"/>
+    <w:semiHidden/>
+    <w:rsid w:val="00A10FD9"/>
+    <w:rPr>
+      <w:rFonts w:cstheme="majorBidi" w:eastAsiaTheme="majorEastAsia"/>
+      <w:i/>
+      <w:iCs/>
+      <w:color w:themeColor="accent1" w:themeShade="BF" w:val="0F4761"/>
+    </w:rPr>
+  </w:style>
+  <w:style w:customStyle="1" w:styleId="Heading5Char" w:type="character">
+    <w:name w:val="Heading 5 Char"/>
+    <w:basedOn w:val="DefaultParagraphFont"/>
+    <w:link w:val="Heading5"/>
+    <w:uiPriority w:val="9"/>
+    <w:semiHidden/>
+    <w:rsid w:val="00A10FD9"/>
+    <w:rPr>
+      <w:rFonts w:cstheme="majorBidi" w:eastAsiaTheme="majorEastAsia"/>
+      <w:color w:themeColor="accent1" w:themeShade="BF" w:val="0F4761"/>
+    </w:rPr>
+  </w:style>
+  <w:style w:customStyle="1" w:styleId="Heading6Char" w:type="character">
+    <w:name w:val="Heading 6 Char"/>
+    <w:basedOn w:val="DefaultParagraphFont"/>
+    <w:link w:val="Heading6"/>
+    <w:uiPriority w:val="9"/>
+    <w:semiHidden/>
+    <w:rsid w:val="00A10FD9"/>
+    <w:rPr>
+      <w:rFonts w:cstheme="majorBidi" w:eastAsiaTheme="majorEastAsia"/>
+      <w:i/>
+      <w:iCs/>
+      <w:color w:themeColor="text1" w:themeTint="A6" w:val="595959"/>
+    </w:rPr>
+  </w:style>
+  <w:style w:customStyle="1" w:styleId="Heading7Char" w:type="character">
+    <w:name w:val="Heading 7 Char"/>
+    <w:basedOn w:val="DefaultParagraphFont"/>
+    <w:link w:val="Heading7"/>
+    <w:uiPriority w:val="9"/>
+    <w:semiHidden/>
+    <w:rsid w:val="00A10FD9"/>
+    <w:rPr>
+      <w:rFonts w:cstheme="majorBidi" w:eastAsiaTheme="majorEastAsia"/>
+      <w:color w:themeColor="text1" w:themeTint="A6" w:val="595959"/>
+    </w:rPr>
+  </w:style>
+  <w:style w:customStyle="1" w:styleId="Heading8Char" w:type="character">
+    <w:name w:val="Heading 8 Char"/>
+    <w:basedOn w:val="DefaultParagraphFont"/>
+    <w:link w:val="Heading8"/>
+    <w:uiPriority w:val="9"/>
+    <w:semiHidden/>
+    <w:rsid w:val="00A10FD9"/>
+    <w:rPr>
+      <w:rFonts w:cstheme="majorBidi" w:eastAsiaTheme="majorEastAsia"/>
+      <w:i/>
+      <w:iCs/>
+      <w:color w:themeColor="text1" w:themeTint="D8" w:val="272727"/>
+    </w:rPr>
+  </w:style>
+  <w:style w:customStyle="1" w:styleId="Heading9Char" w:type="character">
+    <w:name w:val="Heading 9 Char"/>
+    <w:basedOn w:val="DefaultParagraphFont"/>
+    <w:link w:val="Heading9"/>
+    <w:uiPriority w:val="9"/>
+    <w:semiHidden/>
+    <w:rsid w:val="00A10FD9"/>
+    <w:rPr>
+      <w:rFonts w:cstheme="majorBidi" w:eastAsiaTheme="majorEastAsia"/>
+      <w:color w:themeColor="text1" w:themeTint="D8" w:val="272727"/>
     </w:rPr>
   </w:style>
   <w:style w:styleId="BlockText" w:type="paragraph">
@@ -1337,6 +1593,18 @@
     <w:uiPriority w:val="9"/>
     <w:unhideWhenUsed/>
     <w:qFormat/>
+  </w:style>
+  <w:style w:styleId="FootnoteBlockText" w:type="paragraph">
+    <w:name w:val="Footnote Block Text"/>
+    <w:basedOn w:val="FootnoteText"/>
+    <w:next w:val="FootnoteText"/>
+    <w:uiPriority w:val="9"/>
+    <w:unhideWhenUsed/>
+    <w:qFormat/>
+    <w:pPr>
+      <w:spacing w:after="100" w:before="100"/>
+      <w:ind w:firstLine="0" w:left="480" w:right="480"/>
+    </w:pPr>
   </w:style>
   <w:style w:default="1" w:styleId="DefaultParagraphFont" w:type="character">
     <w:name w:val="Default Paragraph Font"/>
@@ -1367,10 +1635,10 @@
         <w:jc w:val="left"/>
       </w:trPr>
       <w:tcPr>
-        <w:vAlign w:val="bottom"/>
         <w:tcBorders>
           <w:bottom w:val="single"/>
         </w:tcBorders>
+        <w:vAlign w:val="bottom"/>
       </w:tcPr>
     </w:tblStylePr>
   </w:style>
@@ -1485,8 +1753,8 @@
     <w:name w:val="KeywordTok"/>
     <w:basedOn w:val="VerbatimChar"/>
     <w:rPr>
+      <w:b/>
       <w:color w:val="007020"/>
-      <w:b/>
     </w:rPr>
   </w:style>
   <w:style w:type="character" w:customStyle="1" w:styleId="DataTypeTok">
@@ -1563,42 +1831,42 @@
     <w:name w:val="ImportTok"/>
     <w:basedOn w:val="VerbatimChar"/>
     <w:rPr>
+      <w:b/>
       <w:color w:val="008000"/>
-      <w:b/>
     </w:rPr>
   </w:style>
   <w:style w:type="character" w:customStyle="1" w:styleId="CommentTok">
     <w:name w:val="CommentTok"/>
     <w:basedOn w:val="VerbatimChar"/>
     <w:rPr>
+      <w:i/>
       <w:color w:val="60a0b0"/>
-      <w:i/>
     </w:rPr>
   </w:style>
   <w:style w:type="character" w:customStyle="1" w:styleId="DocumentationTok">
     <w:name w:val="DocumentationTok"/>
     <w:basedOn w:val="VerbatimChar"/>
     <w:rPr>
+      <w:i/>
       <w:color w:val="ba2121"/>
-      <w:i/>
     </w:rPr>
   </w:style>
   <w:style w:type="character" w:customStyle="1" w:styleId="AnnotationTok">
     <w:name w:val="AnnotationTok"/>
     <w:basedOn w:val="VerbatimChar"/>
     <w:rPr>
-      <w:color w:val="60a0b0"/>
       <w:b/>
       <w:i/>
+      <w:color w:val="60a0b0"/>
     </w:rPr>
   </w:style>
   <w:style w:type="character" w:customStyle="1" w:styleId="CommentVarTok">
     <w:name w:val="CommentVarTok"/>
     <w:basedOn w:val="VerbatimChar"/>
     <w:rPr>
-      <w:color w:val="60a0b0"/>
       <w:b/>
       <w:i/>
+      <w:color w:val="60a0b0"/>
     </w:rPr>
   </w:style>
   <w:style w:type="character" w:customStyle="1" w:styleId="OtherTok">
@@ -1626,8 +1894,8 @@
     <w:name w:val="ControlFlowTok"/>
     <w:basedOn w:val="VerbatimChar"/>
     <w:rPr>
+      <w:b/>
       <w:color w:val="007020"/>
-      <w:b/>
     </w:rPr>
   </w:style>
   <w:style w:type="character" w:customStyle="1" w:styleId="OperatorTok">
@@ -1672,34 +1940,34 @@
     <w:name w:val="InformationTok"/>
     <w:basedOn w:val="VerbatimChar"/>
     <w:rPr>
-      <w:color w:val="60a0b0"/>
       <w:b/>
       <w:i/>
+      <w:color w:val="60a0b0"/>
     </w:rPr>
   </w:style>
   <w:style w:type="character" w:customStyle="1" w:styleId="WarningTok">
     <w:name w:val="WarningTok"/>
     <w:basedOn w:val="VerbatimChar"/>
     <w:rPr>
-      <w:color w:val="60a0b0"/>
       <w:b/>
       <w:i/>
+      <w:color w:val="60a0b0"/>
     </w:rPr>
   </w:style>
   <w:style w:type="character" w:customStyle="1" w:styleId="AlertTok">
     <w:name w:val="AlertTok"/>
     <w:basedOn w:val="VerbatimChar"/>
     <w:rPr>
+      <w:b/>
       <w:color w:val="ff0000"/>
-      <w:b/>
     </w:rPr>
   </w:style>
   <w:style w:type="character" w:customStyle="1" w:styleId="ErrorTok">
     <w:name w:val="ErrorTok"/>
     <w:basedOn w:val="VerbatimChar"/>
     <w:rPr>
+      <w:b/>
       <w:color w:val="ff0000"/>
-      <w:b/>
     </w:rPr>
   </w:style>
   <w:style w:type="character" w:customStyle="1" w:styleId="NormalTok">
@@ -1721,44 +1989,44 @@
         <a:sysClr val="window" lastClr="FFFFFF"/>
       </a:lt1>
       <a:dk2>
-        <a:srgbClr val="1F497D"/>
+        <a:srgbClr val="0E2841"/>
       </a:dk2>
       <a:lt2>
-        <a:srgbClr val="EEECE1"/>
+        <a:srgbClr val="E8E8E8"/>
       </a:lt2>
       <a:accent1>
-        <a:srgbClr val="4F81BD"/>
+        <a:srgbClr val="156082"/>
       </a:accent1>
       <a:accent2>
-        <a:srgbClr val="C0504D"/>
+        <a:srgbClr val="E97132"/>
       </a:accent2>
       <a:accent3>
-        <a:srgbClr val="9BBB59"/>
+        <a:srgbClr val="196B24"/>
       </a:accent3>
       <a:accent4>
-        <a:srgbClr val="8064A2"/>
+        <a:srgbClr val="0F9ED5"/>
       </a:accent4>
       <a:accent5>
-        <a:srgbClr val="4BACC6"/>
+        <a:srgbClr val="A02B93"/>
       </a:accent5>
       <a:accent6>
-        <a:srgbClr val="F79646"/>
+        <a:srgbClr val="4EA72E"/>
       </a:accent6>
       <a:hlink>
-        <a:srgbClr val="0000FF"/>
+        <a:srgbClr val="467886"/>
       </a:hlink>
       <a:folHlink>
-        <a:srgbClr val="800080"/>
+        <a:srgbClr val="96607D"/>
       </a:folHlink>
     </a:clrScheme>
     <a:fontScheme name="Office">
       <a:majorFont>
-        <a:latin typeface="Calibri"/>
+        <a:latin typeface="Aptos Display" panose="02110004020202020204"/>
         <a:ea typeface=""/>
         <a:cs typeface=""/>
-        <a:font script="Jpan" typeface="ＭＳ ゴシック"/>
+        <a:font script="Jpan" typeface="游ゴシック Light"/>
         <a:font script="Hang" typeface="맑은 고딕"/>
-        <a:font script="Hans" typeface="宋体"/>
+        <a:font script="Hans" typeface="等线 Light"/>
         <a:font script="Hant" typeface="新細明體"/>
         <a:font script="Arab" typeface="Times New Roman"/>
         <a:font script="Hebr" typeface="Times New Roman"/>
@@ -1785,14 +2053,32 @@
         <a:font script="Mong" typeface="Mongolian Baiti"/>
         <a:font script="Viet" typeface="Times New Roman"/>
         <a:font script="Uigh" typeface="Microsoft Uighur"/>
+        <a:font script="Geor" typeface="Sylfaen"/>
+        <a:font script="Armn" typeface="Arial"/>
+        <a:font script="Bugi" typeface="Leelawadee UI"/>
+        <a:font script="Bopo" typeface="Microsoft JhengHei"/>
+        <a:font script="Java" typeface="Javanese Text"/>
+        <a:font script="Lisu" typeface="Segoe UI"/>
+        <a:font script="Mymr" typeface="Myanmar Text"/>
+        <a:font script="Nkoo" typeface="Ebrima"/>
+        <a:font script="Olck" typeface="Nirmala UI"/>
+        <a:font script="Osma" typeface="Ebrima"/>
+        <a:font script="Phag" typeface="Phagspa"/>
+        <a:font script="Syrn" typeface="Estrangelo Edessa"/>
+        <a:font script="Syrj" typeface="Estrangelo Edessa"/>
+        <a:font script="Syre" typeface="Estrangelo Edessa"/>
+        <a:font script="Sora" typeface="Nirmala UI"/>
+        <a:font script="Tale" typeface="Microsoft Tai Le"/>
+        <a:font script="Talu" typeface="Microsoft New Tai Lue"/>
+        <a:font script="Tfng" typeface="Ebrima"/>
       </a:majorFont>
       <a:minorFont>
-        <a:latin typeface="Cambria"/>
+        <a:latin typeface="Aptos" panose="02110004020202020204"/>
         <a:ea typeface=""/>
         <a:cs typeface=""/>
-        <a:font script="Jpan" typeface="ＭＳ 明朝"/>
+        <a:font script="Jpan" typeface="游明朝"/>
         <a:font script="Hang" typeface="맑은 고딕"/>
-        <a:font script="Hans" typeface="宋体"/>
+        <a:font script="Hans" typeface="等线"/>
         <a:font script="Hant" typeface="新細明體"/>
         <a:font script="Arab" typeface="Arial"/>
         <a:font script="Hebr" typeface="Arial"/>
@@ -1819,6 +2105,24 @@
         <a:font script="Mong" typeface="Mongolian Baiti"/>
         <a:font script="Viet" typeface="Arial"/>
         <a:font script="Uigh" typeface="Microsoft Uighur"/>
+        <a:font script="Geor" typeface="Sylfaen"/>
+        <a:font script="Armn" typeface="Arial"/>
+        <a:font script="Bugi" typeface="Leelawadee UI"/>
+        <a:font script="Bopo" typeface="Microsoft JhengHei"/>
+        <a:font script="Java" typeface="Javanese Text"/>
+        <a:font script="Lisu" typeface="Segoe UI"/>
+        <a:font script="Mymr" typeface="Myanmar Text"/>
+        <a:font script="Nkoo" typeface="Ebrima"/>
+        <a:font script="Olck" typeface="Nirmala UI"/>
+        <a:font script="Osma" typeface="Ebrima"/>
+        <a:font script="Phag" typeface="Phagspa"/>
+        <a:font script="Syrn" typeface="Estrangelo Edessa"/>
+        <a:font script="Syrj" typeface="Estrangelo Edessa"/>
+        <a:font script="Syre" typeface="Estrangelo Edessa"/>
+        <a:font script="Sora" typeface="Nirmala UI"/>
+        <a:font script="Tale" typeface="Microsoft Tai Le"/>
+        <a:font script="Talu" typeface="Microsoft New Tai Lue"/>
+        <a:font script="Tfng" typeface="Ebrima"/>
       </a:minorFont>
     </a:fontScheme>
     <a:fmtScheme name="Office">
@@ -1830,200 +2134,141 @@
           <a:gsLst>
             <a:gs pos="0">
               <a:schemeClr val="phClr">
-                <a:tint val="50000"/>
-                <a:satMod val="300000"/>
+                <a:lumMod val="110000"/>
+                <a:satMod val="105000"/>
+                <a:tint val="67000"/>
               </a:schemeClr>
             </a:gs>
-            <a:gs pos="35000">
+            <a:gs pos="50000">
               <a:schemeClr val="phClr">
-                <a:tint val="37000"/>
-                <a:satMod val="300000"/>
+                <a:lumMod val="105000"/>
+                <a:satMod val="103000"/>
+                <a:tint val="73000"/>
               </a:schemeClr>
             </a:gs>
             <a:gs pos="100000">
               <a:schemeClr val="phClr">
-                <a:tint val="15000"/>
-                <a:satMod val="350000"/>
+                <a:lumMod val="105000"/>
+                <a:satMod val="109000"/>
+                <a:tint val="81000"/>
               </a:schemeClr>
             </a:gs>
           </a:gsLst>
-          <a:lin ang="16200000" scaled="1"/>
+          <a:lin ang="5400000" scaled="0"/>
         </a:gradFill>
         <a:gradFill rotWithShape="1">
           <a:gsLst>
             <a:gs pos="0">
               <a:schemeClr val="phClr">
-                <a:tint val="100000"/>
+                <a:satMod val="103000"/>
+                <a:lumMod val="102000"/>
+                <a:tint val="94000"/>
+              </a:schemeClr>
+            </a:gs>
+            <a:gs pos="50000">
+              <a:schemeClr val="phClr">
+                <a:satMod val="110000"/>
+                <a:lumMod val="100000"/>
                 <a:shade val="100000"/>
-                <a:satMod val="130000"/>
               </a:schemeClr>
             </a:gs>
             <a:gs pos="100000">
               <a:schemeClr val="phClr">
-                <a:tint val="50000"/>
-                <a:shade val="100000"/>
-                <a:satMod val="350000"/>
+                <a:lumMod val="99000"/>
+                <a:satMod val="120000"/>
+                <a:shade val="78000"/>
               </a:schemeClr>
             </a:gs>
           </a:gsLst>
-          <a:lin ang="16200000" scaled="0"/>
+          <a:lin ang="5400000" scaled="0"/>
         </a:gradFill>
       </a:fillStyleLst>
       <a:lnStyleLst>
-        <a:ln w="9525" cap="flat" cmpd="sng" algn="ctr">
-          <a:solidFill>
-            <a:schemeClr val="phClr">
-              <a:shade val="95000"/>
-              <a:satMod val="105000"/>
-            </a:schemeClr>
-          </a:solidFill>
-          <a:prstDash val="solid"/>
-        </a:ln>
-        <a:ln w="25400" cap="flat" cmpd="sng" algn="ctr">
+        <a:ln w="6350" cap="flat" cmpd="sng" algn="ctr">
           <a:solidFill>
             <a:schemeClr val="phClr"/>
           </a:solidFill>
           <a:prstDash val="solid"/>
+          <a:miter lim="800000"/>
         </a:ln>
-        <a:ln w="38100" cap="flat" cmpd="sng" algn="ctr">
+        <a:ln w="12700" cap="flat" cmpd="sng" algn="ctr">
           <a:solidFill>
             <a:schemeClr val="phClr"/>
           </a:solidFill>
           <a:prstDash val="solid"/>
+          <a:miter lim="800000"/>
+        </a:ln>
+        <a:ln w="19050" cap="flat" cmpd="sng" algn="ctr">
+          <a:solidFill>
+            <a:schemeClr val="phClr"/>
+          </a:solidFill>
+          <a:prstDash val="solid"/>
+          <a:miter lim="800000"/>
         </a:ln>
       </a:lnStyleLst>
       <a:effectStyleLst>
         <a:effectStyle>
+          <a:effectLst/>
+        </a:effectStyle>
+        <a:effectStyle>
+          <a:effectLst/>
+        </a:effectStyle>
+        <a:effectStyle>
           <a:effectLst>
-            <a:outerShdw blurRad="40000" dist="20000" dir="5400000" rotWithShape="0">
+            <a:outerShdw blurRad="57150" dist="19050" dir="5400000" algn="ctr" rotWithShape="0">
               <a:srgbClr val="000000">
-                <a:alpha val="38000"/>
+                <a:alpha val="63000"/>
               </a:srgbClr>
             </a:outerShdw>
           </a:effectLst>
-        </a:effectStyle>
-        <a:effectStyle>
-          <a:effectLst>
-            <a:outerShdw blurRad="40000" dist="23000" dir="5400000" rotWithShape="0">
-              <a:srgbClr val="000000">
-                <a:alpha val="35000"/>
-              </a:srgbClr>
-            </a:outerShdw>
-          </a:effectLst>
-        </a:effectStyle>
-        <a:effectStyle>
-          <a:effectLst>
-            <a:outerShdw blurRad="40000" dist="23000" dir="5400000" rotWithShape="0">
-              <a:srgbClr val="000000">
-                <a:alpha val="35000"/>
-              </a:srgbClr>
-            </a:outerShdw>
-          </a:effectLst>
-          <a:scene3d>
-            <a:camera prst="orthographicFront">
-              <a:rot lat="0" lon="0" rev="0"/>
-            </a:camera>
-            <a:lightRig rig="threePt" dir="t">
-              <a:rot lat="0" lon="0" rev="1200000"/>
-            </a:lightRig>
-          </a:scene3d>
-          <a:sp3d>
-            <a:bevelT w="63500" h="25400"/>
-          </a:sp3d>
         </a:effectStyle>
       </a:effectStyleLst>
       <a:bgFillStyleLst>
         <a:solidFill>
           <a:schemeClr val="phClr"/>
         </a:solidFill>
+        <a:solidFill>
+          <a:schemeClr val="phClr">
+            <a:tint val="95000"/>
+            <a:satMod val="170000"/>
+          </a:schemeClr>
+        </a:solidFill>
         <a:gradFill rotWithShape="1">
           <a:gsLst>
             <a:gs pos="0">
               <a:schemeClr val="phClr">
-                <a:tint val="40000"/>
-                <a:satMod val="350000"/>
+                <a:tint val="93000"/>
+                <a:satMod val="150000"/>
+                <a:shade val="98000"/>
+                <a:lumMod val="102000"/>
               </a:schemeClr>
             </a:gs>
-            <a:gs pos="40000">
+            <a:gs pos="50000">
               <a:schemeClr val="phClr">
-                <a:tint val="45000"/>
-                <a:shade val="99000"/>
-                <a:satMod val="350000"/>
+                <a:tint val="98000"/>
+                <a:satMod val="130000"/>
+                <a:shade val="90000"/>
+                <a:lumMod val="103000"/>
               </a:schemeClr>
             </a:gs>
             <a:gs pos="100000">
               <a:schemeClr val="phClr">
-                <a:shade val="20000"/>
-                <a:satMod val="255000"/>
+                <a:shade val="63000"/>
+                <a:satMod val="120000"/>
               </a:schemeClr>
             </a:gs>
           </a:gsLst>
-          <a:path path="circle">
-            <a:fillToRect l="50000" t="-80000" r="50000" b="180000"/>
-          </a:path>
-        </a:gradFill>
-        <a:gradFill rotWithShape="1">
-          <a:gsLst>
-            <a:gs pos="0">
-              <a:schemeClr val="phClr">
-                <a:tint val="80000"/>
-                <a:satMod val="300000"/>
-              </a:schemeClr>
-            </a:gs>
-            <a:gs pos="100000">
-              <a:schemeClr val="phClr">
-                <a:shade val="30000"/>
-                <a:satMod val="200000"/>
-              </a:schemeClr>
-            </a:gs>
-          </a:gsLst>
-          <a:path path="circle">
-            <a:fillToRect l="50000" t="50000" r="50000" b="50000"/>
-          </a:path>
+          <a:lin ang="5400000" scaled="0"/>
         </a:gradFill>
       </a:bgFillStyleLst>
     </a:fmtScheme>
   </a:themeElements>
-  <a:objectDefaults>
-    <a:spDef>
-      <a:spPr/>
-      <a:bodyPr/>
-      <a:lstStyle/>
-      <a:style>
-        <a:lnRef idx="1">
-          <a:schemeClr val="accent1"/>
-        </a:lnRef>
-        <a:fillRef idx="3">
-          <a:schemeClr val="accent1"/>
-        </a:fillRef>
-        <a:effectRef idx="2">
-          <a:schemeClr val="accent1"/>
-        </a:effectRef>
-        <a:fontRef idx="minor">
-          <a:schemeClr val="lt1"/>
-        </a:fontRef>
-      </a:style>
-    </a:spDef>
-    <a:lnDef>
-      <a:spPr/>
-      <a:bodyPr/>
-      <a:lstStyle/>
-      <a:style>
-        <a:lnRef idx="2">
-          <a:schemeClr val="accent1"/>
-        </a:lnRef>
-        <a:fillRef idx="0">
-          <a:schemeClr val="accent1"/>
-        </a:fillRef>
-        <a:effectRef idx="1">
-          <a:schemeClr val="accent1"/>
-        </a:effectRef>
-        <a:fontRef idx="minor">
-          <a:schemeClr val="tx1"/>
-        </a:fontRef>
-      </a:style>
-    </a:lnDef>
-  </a:objectDefaults>
+  <a:objectDefaults/>
   <a:extraClrSchemeLst/>
+  <a:extLst>
+    <a:ext uri="{05A4C25C-085E-4340-85A3-A5531E510DB2}">
+      <thm15:themeFamily xmlns:thm15="http://schemas.microsoft.com/office/thememl/2012/main" name="Office Theme" id="{2E142A2C-CD16-42D6-873A-C26D2A0506FA}" vid="{1BDDFF52-6CD6-40A5-AB3C-68EB2F1E4D0A}"/>
+    </a:ext>
+  </a:extLst>
 </a:theme>
 </file>
--- a/output/NativeBloomModels.docx
+++ b/output/NativeBloomModels.docx
@@ -5,21 +5,21 @@
     <w:tbl>
       <w:tblPr>
         <w:tblStyle w:val="Table"/>
-        <w:tblW w:type="pct" w:w="4869"/>
+        <w:tblW w:type="pct" w:w="4872"/>
         <w:tblLayout w:type="fixed"/>
         <w:tblLook w:firstRow="1" w:lastRow="0" w:firstColumn="0" w:lastColumn="0" w:noHBand="0" w:noVBand="0" w:val="0020"/>
       </w:tblPr>
       <w:tblGrid>
-        <w:gridCol w:w="1578"/>
-        <w:gridCol w:w="207"/>
-        <w:gridCol w:w="1242"/>
-        <w:gridCol w:w="595"/>
-        <w:gridCol w:w="207"/>
-        <w:gridCol w:w="1242"/>
-        <w:gridCol w:w="595"/>
-        <w:gridCol w:w="207"/>
-        <w:gridCol w:w="1242"/>
-        <w:gridCol w:w="595"/>
+        <w:gridCol w:w="1751"/>
+        <w:gridCol w:w="177"/>
+        <w:gridCol w:w="1218"/>
+        <w:gridCol w:w="583"/>
+        <w:gridCol w:w="203"/>
+        <w:gridCol w:w="1218"/>
+        <w:gridCol w:w="583"/>
+        <w:gridCol w:w="177"/>
+        <w:gridCol w:w="1218"/>
+        <w:gridCol w:w="583"/>
       </w:tblGrid>
       <w:tr>
         <w:trPr>
@@ -204,95 +204,95 @@
               <w:pStyle w:val="Compact"/>
             </w:pPr>
             <w:r>
-              <w:t xml:space="preserve">25.65</w:t>
-            </w:r>
-          </w:p>
-        </w:tc>
-        <w:tc>
-          <w:tcPr/>
-          <w:p>
-            <w:pPr>
-              <w:pStyle w:val="Compact"/>
-            </w:pPr>
-            <w:r>
-              <w:t xml:space="preserve">(12.95, 51.3)</w:t>
-            </w:r>
-          </w:p>
-        </w:tc>
-        <w:tc>
-          <w:tcPr/>
-          <w:p>
-            <w:pPr>
-              <w:pStyle w:val="Compact"/>
-            </w:pPr>
-            <w:r>
-              <w:t xml:space="preserve">7e-25</w:t>
-            </w:r>
-          </w:p>
-        </w:tc>
-        <w:tc>
-          <w:tcPr/>
-          <w:p>
-            <w:pPr>
-              <w:pStyle w:val="Compact"/>
-            </w:pPr>
-            <w:r>
-              <w:t xml:space="preserve">43.29</w:t>
-            </w:r>
-          </w:p>
-        </w:tc>
-        <w:tc>
-          <w:tcPr/>
-          <w:p>
-            <w:pPr>
-              <w:pStyle w:val="Compact"/>
-            </w:pPr>
-            <w:r>
-              <w:t xml:space="preserve">(3.74, 501.53)</w:t>
-            </w:r>
-          </w:p>
-        </w:tc>
-        <w:tc>
-          <w:tcPr/>
-          <w:p>
-            <w:pPr>
-              <w:pStyle w:val="Compact"/>
-            </w:pPr>
-            <w:r>
-              <w:t xml:space="preserve">0.004</w:t>
-            </w:r>
-          </w:p>
-        </w:tc>
-        <w:tc>
-          <w:tcPr/>
-          <w:p>
-            <w:pPr>
-              <w:pStyle w:val="Compact"/>
-            </w:pPr>
-            <w:r>
-              <w:t xml:space="preserve">2.99</w:t>
-            </w:r>
-          </w:p>
-        </w:tc>
-        <w:tc>
-          <w:tcPr/>
-          <w:p>
-            <w:pPr>
-              <w:pStyle w:val="Compact"/>
-            </w:pPr>
-            <w:r>
-              <w:t xml:space="preserve">(1.04, 4.94)</w:t>
-            </w:r>
-          </w:p>
-        </w:tc>
-        <w:tc>
-          <w:tcPr/>
-          <w:p>
-            <w:pPr>
-              <w:pStyle w:val="Compact"/>
-            </w:pPr>
-            <w:r>
-              <w:t xml:space="preserve">0.004</w:t>
+              <w:t xml:space="preserve">2.31</w:t>
+            </w:r>
+          </w:p>
+        </w:tc>
+        <w:tc>
+          <w:tcPr/>
+          <w:p>
+            <w:pPr>
+              <w:pStyle w:val="Compact"/>
+            </w:pPr>
+            <w:r>
+              <w:t xml:space="preserve">(1.25, 4.1)</w:t>
+            </w:r>
+          </w:p>
+        </w:tc>
+        <w:tc>
+          <w:tcPr/>
+          <w:p>
+            <w:pPr>
+              <w:pStyle w:val="Compact"/>
+            </w:pPr>
+            <w:r>
+              <w:t xml:space="preserve">0.006</w:t>
+            </w:r>
+          </w:p>
+        </w:tc>
+        <w:tc>
+          <w:tcPr/>
+          <w:p>
+            <w:pPr>
+              <w:pStyle w:val="Compact"/>
+            </w:pPr>
+            <w:r>
+              <w:t xml:space="preserve">-0.3</w:t>
+            </w:r>
+          </w:p>
+        </w:tc>
+        <w:tc>
+          <w:tcPr/>
+          <w:p>
+            <w:pPr>
+              <w:pStyle w:val="Compact"/>
+            </w:pPr>
+            <w:r>
+              <w:t xml:space="preserve">(-1.29, 0.59)</w:t>
+            </w:r>
+          </w:p>
+        </w:tc>
+        <w:tc>
+          <w:tcPr/>
+          <w:p>
+            <w:pPr>
+              <w:pStyle w:val="Compact"/>
+            </w:pPr>
+            <w:r>
+              <w:t xml:space="preserve">0.5</w:t>
+            </w:r>
+          </w:p>
+        </w:tc>
+        <w:tc>
+          <w:tcPr/>
+          <w:p>
+            <w:pPr>
+              <w:pStyle w:val="Compact"/>
+            </w:pPr>
+            <w:r>
+              <w:t xml:space="preserve">2.88</w:t>
+            </w:r>
+          </w:p>
+        </w:tc>
+        <w:tc>
+          <w:tcPr/>
+          <w:p>
+            <w:pPr>
+              <w:pStyle w:val="Compact"/>
+            </w:pPr>
+            <w:r>
+              <w:t xml:space="preserve">(1.27, 4.48)</w:t>
+            </w:r>
+          </w:p>
+        </w:tc>
+        <w:tc>
+          <w:tcPr/>
+          <w:p>
+            <w:pPr>
+              <w:pStyle w:val="Compact"/>
+            </w:pPr>
+            <w:r>
+              <w:t xml:space="preserve">9e-04</w:t>
             </w:r>
           </w:p>
         </w:tc>
@@ -316,95 +316,95 @@
               <w:pStyle w:val="Compact"/>
             </w:pPr>
             <w:r>
-              <w:t xml:space="preserve">1.09</w:t>
-            </w:r>
-          </w:p>
-        </w:tc>
-        <w:tc>
-          <w:tcPr/>
-          <w:p>
-            <w:pPr>
-              <w:pStyle w:val="Compact"/>
-            </w:pPr>
-            <w:r>
-              <w:t xml:space="preserve">(1.03, 1.17)</w:t>
-            </w:r>
-          </w:p>
-        </w:tc>
-        <w:tc>
-          <w:tcPr/>
-          <w:p>
-            <w:pPr>
-              <w:pStyle w:val="Compact"/>
-            </w:pPr>
-            <w:r>
-              <w:t xml:space="preserve">0.006</w:t>
-            </w:r>
-          </w:p>
-        </w:tc>
-        <w:tc>
-          <w:tcPr/>
-          <w:p>
-            <w:pPr>
-              <w:pStyle w:val="Compact"/>
-            </w:pPr>
-            <w:r>
-              <w:t xml:space="preserve">1.18</w:t>
-            </w:r>
-          </w:p>
-        </w:tc>
-        <w:tc>
-          <w:tcPr/>
-          <w:p>
-            <w:pPr>
-              <w:pStyle w:val="Compact"/>
-            </w:pPr>
-            <w:r>
-              <w:t xml:space="preserve">(0.92, 1.53)</w:t>
-            </w:r>
-          </w:p>
-        </w:tc>
-        <w:tc>
-          <w:tcPr/>
-          <w:p>
-            <w:pPr>
-              <w:pStyle w:val="Compact"/>
-            </w:pPr>
-            <w:r>
-              <w:t xml:space="preserve">0.2</w:t>
-            </w:r>
-          </w:p>
-        </w:tc>
-        <w:tc>
-          <w:tcPr/>
-          <w:p>
-            <w:pPr>
-              <w:pStyle w:val="Compact"/>
-            </w:pPr>
-            <w:r>
-              <w:t xml:space="preserve">0.13</w:t>
-            </w:r>
-          </w:p>
-        </w:tc>
-        <w:tc>
-          <w:tcPr/>
-          <w:p>
-            <w:pPr>
-              <w:pStyle w:val="Compact"/>
-            </w:pPr>
-            <w:r>
-              <w:t xml:space="preserve">(-0.07, 0.33)</w:t>
-            </w:r>
-          </w:p>
-        </w:tc>
-        <w:tc>
-          <w:tcPr/>
-          <w:p>
-            <w:pPr>
-              <w:pStyle w:val="Compact"/>
-            </w:pPr>
-            <w:r>
-              <w:t xml:space="preserve">0.2</w:t>
+              <w:t xml:space="preserve">1.1</w:t>
+            </w:r>
+          </w:p>
+        </w:tc>
+        <w:tc>
+          <w:tcPr/>
+          <w:p>
+            <w:pPr>
+              <w:pStyle w:val="Compact"/>
+            </w:pPr>
+            <w:r>
+              <w:t xml:space="preserve">(1.02, 1.18)</w:t>
+            </w:r>
+          </w:p>
+        </w:tc>
+        <w:tc>
+          <w:tcPr/>
+          <w:p>
+            <w:pPr>
+              <w:pStyle w:val="Compact"/>
+            </w:pPr>
+            <w:r>
+              <w:t xml:space="preserve">0.02</w:t>
+            </w:r>
+          </w:p>
+        </w:tc>
+        <w:tc>
+          <w:tcPr/>
+          <w:p>
+            <w:pPr>
+              <w:pStyle w:val="Compact"/>
+            </w:pPr>
+            <w:r>
+              <w:t xml:space="preserve">0.12</w:t>
+            </w:r>
+          </w:p>
+        </w:tc>
+        <w:tc>
+          <w:tcPr/>
+          <w:p>
+            <w:pPr>
+              <w:pStyle w:val="Compact"/>
+            </w:pPr>
+            <w:r>
+              <w:t xml:space="preserve">(0.01, 0.23)</w:t>
+            </w:r>
+          </w:p>
+        </w:tc>
+        <w:tc>
+          <w:tcPr/>
+          <w:p>
+            <w:pPr>
+              <w:pStyle w:val="Compact"/>
+            </w:pPr>
+            <w:r>
+              <w:t xml:space="preserve">0.03</w:t>
+            </w:r>
+          </w:p>
+        </w:tc>
+        <w:tc>
+          <w:tcPr/>
+          <w:p>
+            <w:pPr>
+              <w:pStyle w:val="Compact"/>
+            </w:pPr>
+            <w:r>
+              <w:t xml:space="preserve">0.01</w:t>
+            </w:r>
+          </w:p>
+        </w:tc>
+        <w:tc>
+          <w:tcPr/>
+          <w:p>
+            <w:pPr>
+              <w:pStyle w:val="Compact"/>
+            </w:pPr>
+            <w:r>
+              <w:t xml:space="preserve">(-0.19, 0.22)</w:t>
+            </w:r>
+          </w:p>
+        </w:tc>
+        <w:tc>
+          <w:tcPr/>
+          <w:p>
+            <w:pPr>
+              <w:pStyle w:val="Compact"/>
+            </w:pPr>
+            <w:r>
+              <w:t xml:space="preserve">0.9</w:t>
             </w:r>
           </w:p>
         </w:tc>
@@ -428,95 +428,95 @@
               <w:pStyle w:val="Compact"/>
             </w:pPr>
             <w:r>
-              <w:t xml:space="preserve">1.06</w:t>
-            </w:r>
-          </w:p>
-        </w:tc>
-        <w:tc>
-          <w:tcPr/>
-          <w:p>
-            <w:pPr>
-              <w:pStyle w:val="Compact"/>
-            </w:pPr>
-            <w:r>
-              <w:t xml:space="preserve">(1, 1.13)</w:t>
-            </w:r>
-          </w:p>
-        </w:tc>
-        <w:tc>
-          <w:tcPr/>
-          <w:p>
-            <w:pPr>
-              <w:pStyle w:val="Compact"/>
-            </w:pPr>
-            <w:r>
-              <w:t xml:space="preserve">0.06</w:t>
-            </w:r>
-          </w:p>
-        </w:tc>
-        <w:tc>
-          <w:tcPr/>
-          <w:p>
-            <w:pPr>
-              <w:pStyle w:val="Compact"/>
-            </w:pPr>
-            <w:r>
-              <w:t xml:space="preserve">0.83</w:t>
-            </w:r>
-          </w:p>
-        </w:tc>
-        <w:tc>
-          <w:tcPr/>
-          <w:p>
-            <w:pPr>
-              <w:pStyle w:val="Compact"/>
-            </w:pPr>
-            <w:r>
-              <w:t xml:space="preserve">(0.65, 1.05)</w:t>
-            </w:r>
-          </w:p>
-        </w:tc>
-        <w:tc>
-          <w:tcPr/>
-          <w:p>
-            <w:pPr>
-              <w:pStyle w:val="Compact"/>
-            </w:pPr>
-            <w:r>
-              <w:t xml:space="preserve">0.1</w:t>
-            </w:r>
-          </w:p>
-        </w:tc>
-        <w:tc>
-          <w:tcPr/>
-          <w:p>
-            <w:pPr>
-              <w:pStyle w:val="Compact"/>
-            </w:pPr>
-            <w:r>
-              <w:t xml:space="preserve">-0.13</w:t>
-            </w:r>
-          </w:p>
-        </w:tc>
-        <w:tc>
-          <w:tcPr/>
-          <w:p>
-            <w:pPr>
-              <w:pStyle w:val="Compact"/>
-            </w:pPr>
-            <w:r>
-              <w:t xml:space="preserve">(-0.32, 0.07)</w:t>
-            </w:r>
-          </w:p>
-        </w:tc>
-        <w:tc>
-          <w:tcPr/>
-          <w:p>
-            <w:pPr>
-              <w:pStyle w:val="Compact"/>
-            </w:pPr>
-            <w:r>
-              <w:t xml:space="preserve">0.2</w:t>
+              <w:t xml:space="preserve">0.96</w:t>
+            </w:r>
+          </w:p>
+        </w:tc>
+        <w:tc>
+          <w:tcPr/>
+          <w:p>
+            <w:pPr>
+              <w:pStyle w:val="Compact"/>
+            </w:pPr>
+            <w:r>
+              <w:t xml:space="preserve">(0.88, 1.03)</w:t>
+            </w:r>
+          </w:p>
+        </w:tc>
+        <w:tc>
+          <w:tcPr/>
+          <w:p>
+            <w:pPr>
+              <w:pStyle w:val="Compact"/>
+            </w:pPr>
+            <w:r>
+              <w:t xml:space="preserve">0.3</w:t>
+            </w:r>
+          </w:p>
+        </w:tc>
+        <w:tc>
+          <w:tcPr/>
+          <w:p>
+            <w:pPr>
+              <w:pStyle w:val="Compact"/>
+            </w:pPr>
+            <w:r>
+              <w:t xml:space="preserve">-0.03</w:t>
+            </w:r>
+          </w:p>
+        </w:tc>
+        <w:tc>
+          <w:tcPr/>
+          <w:p>
+            <w:pPr>
+              <w:pStyle w:val="Compact"/>
+            </w:pPr>
+            <w:r>
+              <w:t xml:space="preserve">(-0.16, 0.08)</w:t>
+            </w:r>
+          </w:p>
+        </w:tc>
+        <w:tc>
+          <w:tcPr/>
+          <w:p>
+            <w:pPr>
+              <w:pStyle w:val="Compact"/>
+            </w:pPr>
+            <w:r>
+              <w:t xml:space="preserve">0.6</w:t>
+            </w:r>
+          </w:p>
+        </w:tc>
+        <w:tc>
+          <w:tcPr/>
+          <w:p>
+            <w:pPr>
+              <w:pStyle w:val="Compact"/>
+            </w:pPr>
+            <w:r>
+              <w:t xml:space="preserve">-0.1</w:t>
+            </w:r>
+          </w:p>
+        </w:tc>
+        <w:tc>
+          <w:tcPr/>
+          <w:p>
+            <w:pPr>
+              <w:pStyle w:val="Compact"/>
+            </w:pPr>
+            <w:r>
+              <w:t xml:space="preserve">(-0.29, 0.09)</w:t>
+            </w:r>
+          </w:p>
+        </w:tc>
+        <w:tc>
+          <w:tcPr/>
+          <w:p>
+            <w:pPr>
+              <w:pStyle w:val="Compact"/>
+            </w:pPr>
+            <w:r>
+              <w:t xml:space="preserve">0.3</w:t>
             </w:r>
           </w:p>
         </w:tc>
@@ -529,107 +529,98 @@
               <w:pStyle w:val="Compact"/>
             </w:pPr>
             <w:r>
-              <w:t xml:space="preserve">Site Area (units)</w:t>
-            </w:r>
-          </w:p>
-        </w:tc>
-        <w:tc>
-          <w:tcPr/>
-          <w:p>
-            <w:pPr>
-              <w:pStyle w:val="Compact"/>
-            </w:pPr>
-            <w:r>
-              <w:t xml:space="preserve">1</w:t>
-            </w:r>
-          </w:p>
-        </w:tc>
-        <w:tc>
-          <w:tcPr/>
-          <w:p>
-            <w:pPr>
-              <w:pStyle w:val="Compact"/>
-            </w:pPr>
-            <w:r>
-              <w:t xml:space="preserve">(1, 1)</w:t>
-            </w:r>
-          </w:p>
-        </w:tc>
-        <w:tc>
-          <w:tcPr/>
-          <w:p>
-            <w:pPr>
-              <w:pStyle w:val="Compact"/>
-            </w:pPr>
-            <w:r>
-              <w:t xml:space="preserve">0.4</w:t>
-            </w:r>
-          </w:p>
-        </w:tc>
-        <w:tc>
-          <w:tcPr/>
-          <w:p>
-            <w:pPr>
-              <w:pStyle w:val="Compact"/>
-            </w:pPr>
-            <w:r>
-              <w:t xml:space="preserve">1</w:t>
-            </w:r>
-          </w:p>
-        </w:tc>
-        <w:tc>
-          <w:tcPr/>
-          <w:p>
-            <w:pPr>
-              <w:pStyle w:val="Compact"/>
-            </w:pPr>
-            <w:r>
-              <w:t xml:space="preserve">(1, 1)</w:t>
-            </w:r>
-          </w:p>
-        </w:tc>
-        <w:tc>
-          <w:tcPr/>
-          <w:p>
-            <w:pPr>
-              <w:pStyle w:val="Compact"/>
-            </w:pPr>
-            <w:r>
-              <w:t xml:space="preserve">1</w:t>
-            </w:r>
-          </w:p>
-        </w:tc>
-        <w:tc>
-          <w:tcPr/>
-          <w:p>
-            <w:pPr>
-              <w:pStyle w:val="Compact"/>
-            </w:pPr>
-            <w:r>
-              <w:t xml:space="preserve">0</w:t>
-            </w:r>
-          </w:p>
-        </w:tc>
-        <w:tc>
-          <w:tcPr/>
-          <w:p>
-            <w:pPr>
-              <w:pStyle w:val="Compact"/>
-            </w:pPr>
-            <w:r>
-              <w:t xml:space="preserve">(0, 0)</w:t>
-            </w:r>
-          </w:p>
-        </w:tc>
-        <w:tc>
-          <w:tcPr/>
-          <w:p>
-            <w:pPr>
-              <w:pStyle w:val="Compact"/>
-            </w:pPr>
-            <w:r>
-              <w:t xml:space="preserve">1</w:t>
-            </w:r>
+              <w:t xml:space="preserve">Niche.BreadthWetland associated</w:t>
+            </w:r>
+          </w:p>
+        </w:tc>
+        <w:tc>
+          <w:tcPr/>
+          <w:p>
+            <w:pPr>
+              <w:pStyle w:val="Compact"/>
+            </w:pPr>
+            <w:r>
+              <w:t xml:space="preserve">7.38</w:t>
+            </w:r>
+          </w:p>
+        </w:tc>
+        <w:tc>
+          <w:tcPr/>
+          <w:p>
+            <w:pPr>
+              <w:pStyle w:val="Compact"/>
+            </w:pPr>
+            <w:r>
+              <w:t xml:space="preserve">(4.03, 14.03)</w:t>
+            </w:r>
+          </w:p>
+        </w:tc>
+        <w:tc>
+          <w:tcPr/>
+          <w:p>
+            <w:pPr>
+              <w:pStyle w:val="Compact"/>
+            </w:pPr>
+            <w:r>
+              <w:t xml:space="preserve">3e-10</w:t>
+            </w:r>
+          </w:p>
+        </w:tc>
+        <w:tc>
+          <w:tcPr/>
+          <w:p>
+            <w:pPr>
+              <w:pStyle w:val="Compact"/>
+            </w:pPr>
+            <w:r>
+              <w:t xml:space="preserve">1.66</w:t>
+            </w:r>
+          </w:p>
+        </w:tc>
+        <w:tc>
+          <w:tcPr/>
+          <w:p>
+            <w:pPr>
+              <w:pStyle w:val="Compact"/>
+            </w:pPr>
+            <w:r>
+              <w:t xml:space="preserve">(0.63, 2.76)</w:t>
+            </w:r>
+          </w:p>
+        </w:tc>
+        <w:tc>
+          <w:tcPr/>
+          <w:p>
+            <w:pPr>
+              <w:pStyle w:val="Compact"/>
+            </w:pPr>
+            <w:r>
+              <w:t xml:space="preserve">0.002</w:t>
+            </w:r>
+          </w:p>
+        </w:tc>
+        <w:tc>
+          <w:tcPr/>
+          <w:p>
+            <w:pPr>
+              <w:pStyle w:val="Compact"/>
+            </w:pPr>
+          </w:p>
+        </w:tc>
+        <w:tc>
+          <w:tcPr/>
+          <w:p>
+            <w:pPr>
+              <w:pStyle w:val="Compact"/>
+            </w:pPr>
+          </w:p>
+        </w:tc>
+        <w:tc>
+          <w:tcPr/>
+          <w:p>
+            <w:pPr>
+              <w:pStyle w:val="Compact"/>
+            </w:pPr>
           </w:p>
         </w:tc>
       </w:tr>
@@ -641,107 +632,98 @@
               <w:pStyle w:val="Compact"/>
             </w:pPr>
             <w:r>
-              <w:t xml:space="preserve">Niche.BreadthSpecialist</w:t>
-            </w:r>
-          </w:p>
-        </w:tc>
-        <w:tc>
-          <w:tcPr/>
-          <w:p>
-            <w:pPr>
-              <w:pStyle w:val="Compact"/>
-            </w:pPr>
-            <w:r>
-              <w:t xml:space="preserve">1.78</w:t>
-            </w:r>
-          </w:p>
-        </w:tc>
-        <w:tc>
-          <w:tcPr/>
-          <w:p>
-            <w:pPr>
-              <w:pStyle w:val="Compact"/>
-            </w:pPr>
-            <w:r>
-              <w:t xml:space="preserve">(0.75, 4.23)</w:t>
-            </w:r>
-          </w:p>
-        </w:tc>
-        <w:tc>
-          <w:tcPr/>
-          <w:p>
-            <w:pPr>
-              <w:pStyle w:val="Compact"/>
-            </w:pPr>
-            <w:r>
-              <w:t xml:space="preserve">0.2</w:t>
-            </w:r>
-          </w:p>
-        </w:tc>
-        <w:tc>
-          <w:tcPr/>
-          <w:p>
-            <w:pPr>
-              <w:pStyle w:val="Compact"/>
-            </w:pPr>
-            <w:r>
-              <w:t xml:space="preserve">0.13</w:t>
-            </w:r>
-          </w:p>
-        </w:tc>
-        <w:tc>
-          <w:tcPr/>
-          <w:p>
-            <w:pPr>
-              <w:pStyle w:val="Compact"/>
-            </w:pPr>
-            <w:r>
-              <w:t xml:space="preserve">(0, 3.95)</w:t>
-            </w:r>
-          </w:p>
-        </w:tc>
-        <w:tc>
-          <w:tcPr/>
-          <w:p>
-            <w:pPr>
-              <w:pStyle w:val="Compact"/>
-            </w:pPr>
-            <w:r>
-              <w:t xml:space="preserve">0.2</w:t>
-            </w:r>
-          </w:p>
-        </w:tc>
-        <w:tc>
-          <w:tcPr/>
-          <w:p>
-            <w:pPr>
-              <w:pStyle w:val="Compact"/>
-            </w:pPr>
-            <w:r>
-              <w:t xml:space="preserve">-1.63</w:t>
-            </w:r>
-          </w:p>
-        </w:tc>
-        <w:tc>
-          <w:tcPr/>
-          <w:p>
-            <w:pPr>
-              <w:pStyle w:val="Compact"/>
-            </w:pPr>
-            <w:r>
-              <w:t xml:space="preserve">(-4.36, 1.11)</w:t>
-            </w:r>
-          </w:p>
-        </w:tc>
-        <w:tc>
-          <w:tcPr/>
-          <w:p>
-            <w:pPr>
-              <w:pStyle w:val="Compact"/>
-            </w:pPr>
-            <w:r>
-              <w:t xml:space="preserve">0.2</w:t>
-            </w:r>
+              <w:t xml:space="preserve">Wetland specialist</w:t>
+            </w:r>
+          </w:p>
+        </w:tc>
+        <w:tc>
+          <w:tcPr/>
+          <w:p>
+            <w:pPr>
+              <w:pStyle w:val="Compact"/>
+            </w:pPr>
+            <w:r>
+              <w:t xml:space="preserve">1.19</w:t>
+            </w:r>
+          </w:p>
+        </w:tc>
+        <w:tc>
+          <w:tcPr/>
+          <w:p>
+            <w:pPr>
+              <w:pStyle w:val="Compact"/>
+            </w:pPr>
+            <w:r>
+              <w:t xml:space="preserve">(0.57, 2.51)</w:t>
+            </w:r>
+          </w:p>
+        </w:tc>
+        <w:tc>
+          <w:tcPr/>
+          <w:p>
+            <w:pPr>
+              <w:pStyle w:val="Compact"/>
+            </w:pPr>
+            <w:r>
+              <w:t xml:space="preserve">0.6</w:t>
+            </w:r>
+          </w:p>
+        </w:tc>
+        <w:tc>
+          <w:tcPr/>
+          <w:p>
+            <w:pPr>
+              <w:pStyle w:val="Compact"/>
+            </w:pPr>
+            <w:r>
+              <w:t xml:space="preserve">-0.58</w:t>
+            </w:r>
+          </w:p>
+        </w:tc>
+        <w:tc>
+          <w:tcPr/>
+          <w:p>
+            <w:pPr>
+              <w:pStyle w:val="Compact"/>
+            </w:pPr>
+            <w:r>
+              <w:t xml:space="preserve">(-2.25, 1)</w:t>
+            </w:r>
+          </w:p>
+        </w:tc>
+        <w:tc>
+          <w:tcPr/>
+          <w:p>
+            <w:pPr>
+              <w:pStyle w:val="Compact"/>
+            </w:pPr>
+            <w:r>
+              <w:t xml:space="preserve">0.5</w:t>
+            </w:r>
+          </w:p>
+        </w:tc>
+        <w:tc>
+          <w:tcPr/>
+          <w:p>
+            <w:pPr>
+              <w:pStyle w:val="Compact"/>
+            </w:pPr>
+          </w:p>
+        </w:tc>
+        <w:tc>
+          <w:tcPr/>
+          <w:p>
+            <w:pPr>
+              <w:pStyle w:val="Compact"/>
+            </w:pPr>
+          </w:p>
+        </w:tc>
+        <w:tc>
+          <w:tcPr/>
+          <w:p>
+            <w:pPr>
+              <w:pStyle w:val="Compact"/>
+            </w:pPr>
           </w:p>
         </w:tc>
       </w:tr>
@@ -753,107 +735,98 @@
               <w:pStyle w:val="Compact"/>
             </w:pPr>
             <w:r>
-              <w:t xml:space="preserve">Number of Native Flowering Species:Niche.BreadthSpecialist</w:t>
-            </w:r>
-          </w:p>
-        </w:tc>
-        <w:tc>
-          <w:tcPr/>
-          <w:p>
-            <w:pPr>
-              <w:pStyle w:val="Compact"/>
-            </w:pPr>
-            <w:r>
-              <w:t xml:space="preserve">0.96</w:t>
-            </w:r>
-          </w:p>
-        </w:tc>
-        <w:tc>
-          <w:tcPr/>
-          <w:p>
-            <w:pPr>
-              <w:pStyle w:val="Compact"/>
-            </w:pPr>
-            <w:r>
-              <w:t xml:space="preserve">(0.87, 1.06)</w:t>
-            </w:r>
-          </w:p>
-        </w:tc>
-        <w:tc>
-          <w:tcPr/>
-          <w:p>
-            <w:pPr>
-              <w:pStyle w:val="Compact"/>
-            </w:pPr>
-            <w:r>
-              <w:t xml:space="preserve">0.5</w:t>
-            </w:r>
-          </w:p>
-        </w:tc>
-        <w:tc>
-          <w:tcPr/>
-          <w:p>
-            <w:pPr>
-              <w:pStyle w:val="Compact"/>
-            </w:pPr>
-            <w:r>
-              <w:t xml:space="preserve">0.82</w:t>
-            </w:r>
-          </w:p>
-        </w:tc>
-        <w:tc>
-          <w:tcPr/>
-          <w:p>
-            <w:pPr>
-              <w:pStyle w:val="Compact"/>
-            </w:pPr>
-            <w:r>
-              <w:t xml:space="preserve">(0.54, 1.25)</w:t>
-            </w:r>
-          </w:p>
-        </w:tc>
-        <w:tc>
-          <w:tcPr/>
-          <w:p>
-            <w:pPr>
-              <w:pStyle w:val="Compact"/>
-            </w:pPr>
-            <w:r>
-              <w:t xml:space="preserve">0.4</w:t>
-            </w:r>
-          </w:p>
-        </w:tc>
-        <w:tc>
-          <w:tcPr/>
-          <w:p>
-            <w:pPr>
-              <w:pStyle w:val="Compact"/>
-            </w:pPr>
-            <w:r>
-              <w:t xml:space="preserve">-0.14</w:t>
-            </w:r>
-          </w:p>
-        </w:tc>
-        <w:tc>
-          <w:tcPr/>
-          <w:p>
-            <w:pPr>
-              <w:pStyle w:val="Compact"/>
-            </w:pPr>
-            <w:r>
-              <w:t xml:space="preserve">(-0.47, 0.19)</w:t>
-            </w:r>
-          </w:p>
-        </w:tc>
-        <w:tc>
-          <w:tcPr/>
-          <w:p>
-            <w:pPr>
-              <w:pStyle w:val="Compact"/>
-            </w:pPr>
-            <w:r>
-              <w:t xml:space="preserve">0.4</w:t>
-            </w:r>
+              <w:t xml:space="preserve">Number of Native Flowering Species:Niche.BreadthWetland associated</w:t>
+            </w:r>
+          </w:p>
+        </w:tc>
+        <w:tc>
+          <w:tcPr/>
+          <w:p>
+            <w:pPr>
+              <w:pStyle w:val="Compact"/>
+            </w:pPr>
+            <w:r>
+              <w:t xml:space="preserve">0.99</w:t>
+            </w:r>
+          </w:p>
+        </w:tc>
+        <w:tc>
+          <w:tcPr/>
+          <w:p>
+            <w:pPr>
+              <w:pStyle w:val="Compact"/>
+            </w:pPr>
+            <w:r>
+              <w:t xml:space="preserve">(0.92, 1.07)</w:t>
+            </w:r>
+          </w:p>
+        </w:tc>
+        <w:tc>
+          <w:tcPr/>
+          <w:p>
+            <w:pPr>
+              <w:pStyle w:val="Compact"/>
+            </w:pPr>
+            <w:r>
+              <w:t xml:space="preserve">0.8</w:t>
+            </w:r>
+          </w:p>
+        </w:tc>
+        <w:tc>
+          <w:tcPr/>
+          <w:p>
+            <w:pPr>
+              <w:pStyle w:val="Compact"/>
+            </w:pPr>
+            <w:r>
+              <w:t xml:space="preserve">-0.07</w:t>
+            </w:r>
+          </w:p>
+        </w:tc>
+        <w:tc>
+          <w:tcPr/>
+          <w:p>
+            <w:pPr>
+              <w:pStyle w:val="Compact"/>
+            </w:pPr>
+            <w:r>
+              <w:t xml:space="preserve">(-0.2, 0.06)</w:t>
+            </w:r>
+          </w:p>
+        </w:tc>
+        <w:tc>
+          <w:tcPr/>
+          <w:p>
+            <w:pPr>
+              <w:pStyle w:val="Compact"/>
+            </w:pPr>
+            <w:r>
+              <w:t xml:space="preserve">0.3</w:t>
+            </w:r>
+          </w:p>
+        </w:tc>
+        <w:tc>
+          <w:tcPr/>
+          <w:p>
+            <w:pPr>
+              <w:pStyle w:val="Compact"/>
+            </w:pPr>
+          </w:p>
+        </w:tc>
+        <w:tc>
+          <w:tcPr/>
+          <w:p>
+            <w:pPr>
+              <w:pStyle w:val="Compact"/>
+            </w:pPr>
+          </w:p>
+        </w:tc>
+        <w:tc>
+          <w:tcPr/>
+          <w:p>
+            <w:pPr>
+              <w:pStyle w:val="Compact"/>
+            </w:pPr>
           </w:p>
         </w:tc>
       </w:tr>
@@ -865,29 +838,165 @@
               <w:pStyle w:val="Compact"/>
             </w:pPr>
             <w:r>
-              <w:t xml:space="preserve">Average Native Bloom Cover:Niche.BreadthSpecialist</w:t>
-            </w:r>
-          </w:p>
-        </w:tc>
-        <w:tc>
-          <w:tcPr/>
-          <w:p>
-            <w:pPr>
-              <w:pStyle w:val="Compact"/>
-            </w:pPr>
-            <w:r>
-              <w:t xml:space="preserve">0.98</w:t>
-            </w:r>
-          </w:p>
-        </w:tc>
-        <w:tc>
-          <w:tcPr/>
-          <w:p>
-            <w:pPr>
-              <w:pStyle w:val="Compact"/>
-            </w:pPr>
-            <w:r>
-              <w:t xml:space="preserve">(0.89, 1.08)</w:t>
+              <w:t xml:space="preserve">Number of Native Flowering Species:Wetland specialist</w:t>
+            </w:r>
+          </w:p>
+        </w:tc>
+        <w:tc>
+          <w:tcPr/>
+          <w:p>
+            <w:pPr>
+              <w:pStyle w:val="Compact"/>
+            </w:pPr>
+            <w:r>
+              <w:t xml:space="preserve">1.06</w:t>
+            </w:r>
+          </w:p>
+        </w:tc>
+        <w:tc>
+          <w:tcPr/>
+          <w:p>
+            <w:pPr>
+              <w:pStyle w:val="Compact"/>
+            </w:pPr>
+            <w:r>
+              <w:t xml:space="preserve">(0.97, 1.15)</w:t>
+            </w:r>
+          </w:p>
+        </w:tc>
+        <w:tc>
+          <w:tcPr/>
+          <w:p>
+            <w:pPr>
+              <w:pStyle w:val="Compact"/>
+            </w:pPr>
+            <w:r>
+              <w:t xml:space="preserve">0.2</w:t>
+            </w:r>
+          </w:p>
+        </w:tc>
+        <w:tc>
+          <w:tcPr/>
+          <w:p>
+            <w:pPr>
+              <w:pStyle w:val="Compact"/>
+            </w:pPr>
+            <w:r>
+              <w:t xml:space="preserve">-0.03</w:t>
+            </w:r>
+          </w:p>
+        </w:tc>
+        <w:tc>
+          <w:tcPr/>
+          <w:p>
+            <w:pPr>
+              <w:pStyle w:val="Compact"/>
+            </w:pPr>
+            <w:r>
+              <w:t xml:space="preserve">(-0.22, 0.16)</w:t>
+            </w:r>
+          </w:p>
+        </w:tc>
+        <w:tc>
+          <w:tcPr/>
+          <w:p>
+            <w:pPr>
+              <w:pStyle w:val="Compact"/>
+            </w:pPr>
+            <w:r>
+              <w:t xml:space="preserve">0.8</w:t>
+            </w:r>
+          </w:p>
+        </w:tc>
+        <w:tc>
+          <w:tcPr/>
+          <w:p>
+            <w:pPr>
+              <w:pStyle w:val="Compact"/>
+            </w:pPr>
+          </w:p>
+        </w:tc>
+        <w:tc>
+          <w:tcPr/>
+          <w:p>
+            <w:pPr>
+              <w:pStyle w:val="Compact"/>
+            </w:pPr>
+          </w:p>
+        </w:tc>
+        <w:tc>
+          <w:tcPr/>
+          <w:p>
+            <w:pPr>
+              <w:pStyle w:val="Compact"/>
+            </w:pPr>
+          </w:p>
+        </w:tc>
+      </w:tr>
+      <w:tr>
+        <w:tc>
+          <w:tcPr/>
+          <w:p>
+            <w:pPr>
+              <w:pStyle w:val="Compact"/>
+            </w:pPr>
+            <w:r>
+              <w:t xml:space="preserve">Average Native Bloom Cover:Niche.BreadthWetland associated</w:t>
+            </w:r>
+          </w:p>
+        </w:tc>
+        <w:tc>
+          <w:tcPr/>
+          <w:p>
+            <w:pPr>
+              <w:pStyle w:val="Compact"/>
+            </w:pPr>
+            <w:r>
+              <w:t xml:space="preserve">1.11</w:t>
+            </w:r>
+          </w:p>
+        </w:tc>
+        <w:tc>
+          <w:tcPr/>
+          <w:p>
+            <w:pPr>
+              <w:pStyle w:val="Compact"/>
+            </w:pPr>
+            <w:r>
+              <w:t xml:space="preserve">(1.03, 1.21)</w:t>
+            </w:r>
+          </w:p>
+        </w:tc>
+        <w:tc>
+          <w:tcPr/>
+          <w:p>
+            <w:pPr>
+              <w:pStyle w:val="Compact"/>
+            </w:pPr>
+            <w:r>
+              <w:t xml:space="preserve">0.009</w:t>
+            </w:r>
+          </w:p>
+        </w:tc>
+        <w:tc>
+          <w:tcPr/>
+          <w:p>
+            <w:pPr>
+              <w:pStyle w:val="Compact"/>
+            </w:pPr>
+            <w:r>
+              <w:t xml:space="preserve">0.04</w:t>
+            </w:r>
+          </w:p>
+        </w:tc>
+        <w:tc>
+          <w:tcPr/>
+          <w:p>
+            <w:pPr>
+              <w:pStyle w:val="Compact"/>
+            </w:pPr>
+            <w:r>
+              <w:t xml:space="preserve">(-0.09, 0.17)</w:t>
             </w:r>
           </w:p>
         </w:tc>
@@ -908,52 +1017,56 @@
             <w:pPr>
               <w:pStyle w:val="Compact"/>
             </w:pPr>
-            <w:r>
-              <w:t xml:space="preserve">1.16</w:t>
-            </w:r>
-          </w:p>
-        </w:tc>
-        <w:tc>
-          <w:tcPr/>
-          <w:p>
-            <w:pPr>
-              <w:pStyle w:val="Compact"/>
-            </w:pPr>
-            <w:r>
-              <w:t xml:space="preserve">(0.8, 1.7)</w:t>
-            </w:r>
-          </w:p>
-        </w:tc>
-        <w:tc>
-          <w:tcPr/>
-          <w:p>
-            <w:pPr>
-              <w:pStyle w:val="Compact"/>
-            </w:pPr>
-            <w:r>
-              <w:t xml:space="preserve">0.4</w:t>
-            </w:r>
-          </w:p>
-        </w:tc>
-        <w:tc>
-          <w:tcPr/>
-          <w:p>
-            <w:pPr>
-              <w:pStyle w:val="Compact"/>
-            </w:pPr>
-            <w:r>
-              <w:t xml:space="preserve">0.1</w:t>
-            </w:r>
-          </w:p>
-        </w:tc>
-        <w:tc>
-          <w:tcPr/>
-          <w:p>
-            <w:pPr>
-              <w:pStyle w:val="Compact"/>
-            </w:pPr>
-            <w:r>
-              <w:t xml:space="preserve">(-0.2, 0.4)</w:t>
+          </w:p>
+        </w:tc>
+        <w:tc>
+          <w:tcPr/>
+          <w:p>
+            <w:pPr>
+              <w:pStyle w:val="Compact"/>
+            </w:pPr>
+          </w:p>
+        </w:tc>
+        <w:tc>
+          <w:tcPr/>
+          <w:p>
+            <w:pPr>
+              <w:pStyle w:val="Compact"/>
+            </w:pPr>
+          </w:p>
+        </w:tc>
+      </w:tr>
+      <w:tr>
+        <w:tc>
+          <w:tcPr/>
+          <w:p>
+            <w:pPr>
+              <w:pStyle w:val="Compact"/>
+            </w:pPr>
+            <w:r>
+              <w:t xml:space="preserve">Average Native Bloom Cover:Wetland specialist</w:t>
+            </w:r>
+          </w:p>
+        </w:tc>
+        <w:tc>
+          <w:tcPr/>
+          <w:p>
+            <w:pPr>
+              <w:pStyle w:val="Compact"/>
+            </w:pPr>
+            <w:r>
+              <w:t xml:space="preserve">1.03</w:t>
+            </w:r>
+          </w:p>
+        </w:tc>
+        <w:tc>
+          <w:tcPr/>
+          <w:p>
+            <w:pPr>
+              <w:pStyle w:val="Compact"/>
+            </w:pPr>
+            <w:r>
+              <w:t xml:space="preserve">(0.94, 1.14)</w:t>
             </w:r>
           </w:p>
         </w:tc>
@@ -966,6 +1079,63 @@
             <w:r>
               <w:t xml:space="preserve">0.5</w:t>
             </w:r>
+          </w:p>
+        </w:tc>
+        <w:tc>
+          <w:tcPr/>
+          <w:p>
+            <w:pPr>
+              <w:pStyle w:val="Compact"/>
+            </w:pPr>
+            <w:r>
+              <w:t xml:space="preserve">0.04</w:t>
+            </w:r>
+          </w:p>
+        </w:tc>
+        <w:tc>
+          <w:tcPr/>
+          <w:p>
+            <w:pPr>
+              <w:pStyle w:val="Compact"/>
+            </w:pPr>
+            <w:r>
+              <w:t xml:space="preserve">(-0.16, 0.22)</w:t>
+            </w:r>
+          </w:p>
+        </w:tc>
+        <w:tc>
+          <w:tcPr/>
+          <w:p>
+            <w:pPr>
+              <w:pStyle w:val="Compact"/>
+            </w:pPr>
+            <w:r>
+              <w:t xml:space="preserve">0.7</w:t>
+            </w:r>
+          </w:p>
+        </w:tc>
+        <w:tc>
+          <w:tcPr/>
+          <w:p>
+            <w:pPr>
+              <w:pStyle w:val="Compact"/>
+            </w:pPr>
+          </w:p>
+        </w:tc>
+        <w:tc>
+          <w:tcPr/>
+          <w:p>
+            <w:pPr>
+              <w:pStyle w:val="Compact"/>
+            </w:pPr>
+          </w:p>
+        </w:tc>
+        <w:tc>
+          <w:tcPr/>
+          <w:p>
+            <w:pPr>
+              <w:pStyle w:val="Compact"/>
+            </w:pPr>
           </w:p>
         </w:tc>
       </w:tr>

--- a/output/NativeBloomModels.docx
+++ b/output/NativeBloomModels.docx
@@ -5,21 +5,21 @@
     <w:tbl>
       <w:tblPr>
         <w:tblStyle w:val="Table"/>
-        <w:tblW w:type="pct" w:w="4872"/>
+        <w:tblW w:type="pct" w:w="4869"/>
         <w:tblLayout w:type="fixed"/>
         <w:tblLook w:firstRow="1" w:lastRow="0" w:firstColumn="0" w:lastColumn="0" w:noHBand="0" w:noVBand="0" w:val="0020"/>
       </w:tblPr>
       <w:tblGrid>
-        <w:gridCol w:w="1751"/>
-        <w:gridCol w:w="177"/>
-        <w:gridCol w:w="1218"/>
-        <w:gridCol w:w="583"/>
-        <w:gridCol w:w="203"/>
-        <w:gridCol w:w="1218"/>
-        <w:gridCol w:w="583"/>
-        <w:gridCol w:w="177"/>
-        <w:gridCol w:w="1218"/>
-        <w:gridCol w:w="583"/>
+        <w:gridCol w:w="1578"/>
+        <w:gridCol w:w="207"/>
+        <w:gridCol w:w="1242"/>
+        <w:gridCol w:w="595"/>
+        <w:gridCol w:w="207"/>
+        <w:gridCol w:w="1242"/>
+        <w:gridCol w:w="595"/>
+        <w:gridCol w:w="207"/>
+        <w:gridCol w:w="1242"/>
+        <w:gridCol w:w="595"/>
       </w:tblGrid>
       <w:tr>
         <w:trPr>
@@ -204,95 +204,95 @@
               <w:pStyle w:val="Compact"/>
             </w:pPr>
             <w:r>
-              <w:t xml:space="preserve">2.31</w:t>
-            </w:r>
-          </w:p>
-        </w:tc>
-        <w:tc>
-          <w:tcPr/>
-          <w:p>
-            <w:pPr>
-              <w:pStyle w:val="Compact"/>
-            </w:pPr>
-            <w:r>
-              <w:t xml:space="preserve">(1.25, 4.1)</w:t>
-            </w:r>
-          </w:p>
-        </w:tc>
-        <w:tc>
-          <w:tcPr/>
-          <w:p>
-            <w:pPr>
-              <w:pStyle w:val="Compact"/>
-            </w:pPr>
-            <w:r>
-              <w:t xml:space="preserve">0.006</w:t>
-            </w:r>
-          </w:p>
-        </w:tc>
-        <w:tc>
-          <w:tcPr/>
-          <w:p>
-            <w:pPr>
-              <w:pStyle w:val="Compact"/>
-            </w:pPr>
-            <w:r>
-              <w:t xml:space="preserve">-0.3</w:t>
-            </w:r>
-          </w:p>
-        </w:tc>
-        <w:tc>
-          <w:tcPr/>
-          <w:p>
-            <w:pPr>
-              <w:pStyle w:val="Compact"/>
-            </w:pPr>
-            <w:r>
-              <w:t xml:space="preserve">(-1.29, 0.59)</w:t>
-            </w:r>
-          </w:p>
-        </w:tc>
-        <w:tc>
-          <w:tcPr/>
-          <w:p>
-            <w:pPr>
-              <w:pStyle w:val="Compact"/>
-            </w:pPr>
-            <w:r>
-              <w:t xml:space="preserve">0.5</w:t>
-            </w:r>
-          </w:p>
-        </w:tc>
-        <w:tc>
-          <w:tcPr/>
-          <w:p>
-            <w:pPr>
-              <w:pStyle w:val="Compact"/>
-            </w:pPr>
-            <w:r>
-              <w:t xml:space="preserve">2.88</w:t>
-            </w:r>
-          </w:p>
-        </w:tc>
-        <w:tc>
-          <w:tcPr/>
-          <w:p>
-            <w:pPr>
-              <w:pStyle w:val="Compact"/>
-            </w:pPr>
-            <w:r>
-              <w:t xml:space="preserve">(1.27, 4.48)</w:t>
-            </w:r>
-          </w:p>
-        </w:tc>
-        <w:tc>
-          <w:tcPr/>
-          <w:p>
-            <w:pPr>
-              <w:pStyle w:val="Compact"/>
-            </w:pPr>
-            <w:r>
-              <w:t xml:space="preserve">9e-04</w:t>
+              <w:t xml:space="preserve">13.16</w:t>
+            </w:r>
+          </w:p>
+        </w:tc>
+        <w:tc>
+          <w:tcPr/>
+          <w:p>
+            <w:pPr>
+              <w:pStyle w:val="Compact"/>
+            </w:pPr>
+            <w:r>
+              <w:t xml:space="preserve">(3.08, 59.09)</w:t>
+            </w:r>
+          </w:p>
+        </w:tc>
+        <w:tc>
+          <w:tcPr/>
+          <w:p>
+            <w:pPr>
+              <w:pStyle w:val="Compact"/>
+            </w:pPr>
+            <w:r>
+              <w:t xml:space="preserve">1e-04</w:t>
+            </w:r>
+          </w:p>
+        </w:tc>
+        <w:tc>
+          <w:tcPr/>
+          <w:p>
+            <w:pPr>
+              <w:pStyle w:val="Compact"/>
+            </w:pPr>
+            <w:r>
+              <w:t xml:space="preserve">3.67</w:t>
+            </w:r>
+          </w:p>
+        </w:tc>
+        <w:tc>
+          <w:tcPr/>
+          <w:p>
+            <w:pPr>
+              <w:pStyle w:val="Compact"/>
+            </w:pPr>
+            <w:r>
+              <w:t xml:space="preserve">(1.47, 5.87)</w:t>
+            </w:r>
+          </w:p>
+        </w:tc>
+        <w:tc>
+          <w:tcPr/>
+          <w:p>
+            <w:pPr>
+              <w:pStyle w:val="Compact"/>
+            </w:pPr>
+            <w:r>
+              <w:t xml:space="preserve">0.002</w:t>
+            </w:r>
+          </w:p>
+        </w:tc>
+        <w:tc>
+          <w:tcPr/>
+          <w:p>
+            <w:pPr>
+              <w:pStyle w:val="Compact"/>
+            </w:pPr>
+            <w:r>
+              <w:t xml:space="preserve">2.91</w:t>
+            </w:r>
+          </w:p>
+        </w:tc>
+        <w:tc>
+          <w:tcPr/>
+          <w:p>
+            <w:pPr>
+              <w:pStyle w:val="Compact"/>
+            </w:pPr>
+            <w:r>
+              <w:t xml:space="preserve">(1.15, 4.68)</w:t>
+            </w:r>
+          </w:p>
+        </w:tc>
+        <w:tc>
+          <w:tcPr/>
+          <w:p>
+            <w:pPr>
+              <w:pStyle w:val="Compact"/>
+            </w:pPr>
+            <w:r>
+              <w:t xml:space="preserve">0.002</w:t>
             </w:r>
           </w:p>
         </w:tc>
@@ -327,84 +327,84 @@
               <w:pStyle w:val="Compact"/>
             </w:pPr>
             <w:r>
-              <w:t xml:space="preserve">(1.02, 1.18)</w:t>
-            </w:r>
-          </w:p>
-        </w:tc>
-        <w:tc>
-          <w:tcPr/>
-          <w:p>
-            <w:pPr>
-              <w:pStyle w:val="Compact"/>
-            </w:pPr>
-            <w:r>
-              <w:t xml:space="preserve">0.02</w:t>
-            </w:r>
-          </w:p>
-        </w:tc>
-        <w:tc>
-          <w:tcPr/>
-          <w:p>
-            <w:pPr>
-              <w:pStyle w:val="Compact"/>
-            </w:pPr>
-            <w:r>
-              <w:t xml:space="preserve">0.12</w:t>
-            </w:r>
-          </w:p>
-        </w:tc>
-        <w:tc>
-          <w:tcPr/>
-          <w:p>
-            <w:pPr>
-              <w:pStyle w:val="Compact"/>
-            </w:pPr>
-            <w:r>
-              <w:t xml:space="preserve">(0.01, 0.23)</w:t>
-            </w:r>
-          </w:p>
-        </w:tc>
-        <w:tc>
-          <w:tcPr/>
-          <w:p>
-            <w:pPr>
-              <w:pStyle w:val="Compact"/>
-            </w:pPr>
-            <w:r>
-              <w:t xml:space="preserve">0.03</w:t>
-            </w:r>
-          </w:p>
-        </w:tc>
-        <w:tc>
-          <w:tcPr/>
-          <w:p>
-            <w:pPr>
-              <w:pStyle w:val="Compact"/>
-            </w:pPr>
-            <w:r>
-              <w:t xml:space="preserve">0.01</w:t>
-            </w:r>
-          </w:p>
-        </w:tc>
-        <w:tc>
-          <w:tcPr/>
-          <w:p>
-            <w:pPr>
-              <w:pStyle w:val="Compact"/>
-            </w:pPr>
-            <w:r>
-              <w:t xml:space="preserve">(-0.19, 0.22)</w:t>
-            </w:r>
-          </w:p>
-        </w:tc>
-        <w:tc>
-          <w:tcPr/>
-          <w:p>
-            <w:pPr>
-              <w:pStyle w:val="Compact"/>
-            </w:pPr>
-            <w:r>
-              <w:t xml:space="preserve">0.9</w:t>
+              <w:t xml:space="preserve">(0.96, 1.28)</w:t>
+            </w:r>
+          </w:p>
+        </w:tc>
+        <w:tc>
+          <w:tcPr/>
+          <w:p>
+            <w:pPr>
+              <w:pStyle w:val="Compact"/>
+            </w:pPr>
+            <w:r>
+              <w:t xml:space="preserve">0.2</w:t>
+            </w:r>
+          </w:p>
+        </w:tc>
+        <w:tc>
+          <w:tcPr/>
+          <w:p>
+            <w:pPr>
+              <w:pStyle w:val="Compact"/>
+            </w:pPr>
+            <w:r>
+              <w:t xml:space="preserve">0.17</w:t>
+            </w:r>
+          </w:p>
+        </w:tc>
+        <w:tc>
+          <w:tcPr/>
+          <w:p>
+            <w:pPr>
+              <w:pStyle w:val="Compact"/>
+            </w:pPr>
+            <w:r>
+              <w:t xml:space="preserve">(-0.07, 0.41)</w:t>
+            </w:r>
+          </w:p>
+        </w:tc>
+        <w:tc>
+          <w:tcPr/>
+          <w:p>
+            <w:pPr>
+              <w:pStyle w:val="Compact"/>
+            </w:pPr>
+            <w:r>
+              <w:t xml:space="preserve">0.2</w:t>
+            </w:r>
+          </w:p>
+        </w:tc>
+        <w:tc>
+          <w:tcPr/>
+          <w:p>
+            <w:pPr>
+              <w:pStyle w:val="Compact"/>
+            </w:pPr>
+            <w:r>
+              <w:t xml:space="preserve">0.13</w:t>
+            </w:r>
+          </w:p>
+        </w:tc>
+        <w:tc>
+          <w:tcPr/>
+          <w:p>
+            <w:pPr>
+              <w:pStyle w:val="Compact"/>
+            </w:pPr>
+            <w:r>
+              <w:t xml:space="preserve">(-0.06, 0.32)</w:t>
+            </w:r>
+          </w:p>
+        </w:tc>
+        <w:tc>
+          <w:tcPr/>
+          <w:p>
+            <w:pPr>
+              <w:pStyle w:val="Compact"/>
+            </w:pPr>
+            <w:r>
+              <w:t xml:space="preserve">0.2</w:t>
             </w:r>
           </w:p>
         </w:tc>
@@ -428,18 +428,18 @@
               <w:pStyle w:val="Compact"/>
             </w:pPr>
             <w:r>
-              <w:t xml:space="preserve">0.96</w:t>
-            </w:r>
-          </w:p>
-        </w:tc>
-        <w:tc>
-          <w:tcPr/>
-          <w:p>
-            <w:pPr>
-              <w:pStyle w:val="Compact"/>
-            </w:pPr>
-            <w:r>
-              <w:t xml:space="preserve">(0.88, 1.03)</w:t>
+              <w:t xml:space="preserve">1.07</w:t>
+            </w:r>
+          </w:p>
+        </w:tc>
+        <w:tc>
+          <w:tcPr/>
+          <w:p>
+            <w:pPr>
+              <w:pStyle w:val="Compact"/>
+            </w:pPr>
+            <w:r>
+              <w:t xml:space="preserve">(0.94, 1.22)</w:t>
             </w:r>
           </w:p>
         </w:tc>
@@ -461,62 +461,62 @@
               <w:pStyle w:val="Compact"/>
             </w:pPr>
             <w:r>
-              <w:t xml:space="preserve">-0.03</w:t>
-            </w:r>
-          </w:p>
-        </w:tc>
-        <w:tc>
-          <w:tcPr/>
-          <w:p>
-            <w:pPr>
-              <w:pStyle w:val="Compact"/>
-            </w:pPr>
-            <w:r>
-              <w:t xml:space="preserve">(-0.16, 0.08)</w:t>
-            </w:r>
-          </w:p>
-        </w:tc>
-        <w:tc>
-          <w:tcPr/>
-          <w:p>
-            <w:pPr>
-              <w:pStyle w:val="Compact"/>
-            </w:pPr>
-            <w:r>
-              <w:t xml:space="preserve">0.6</w:t>
-            </w:r>
-          </w:p>
-        </w:tc>
-        <w:tc>
-          <w:tcPr/>
-          <w:p>
-            <w:pPr>
-              <w:pStyle w:val="Compact"/>
-            </w:pPr>
-            <w:r>
-              <w:t xml:space="preserve">-0.1</w:t>
-            </w:r>
-          </w:p>
-        </w:tc>
-        <w:tc>
-          <w:tcPr/>
-          <w:p>
-            <w:pPr>
-              <w:pStyle w:val="Compact"/>
-            </w:pPr>
-            <w:r>
-              <w:t xml:space="preserve">(-0.29, 0.09)</w:t>
-            </w:r>
-          </w:p>
-        </w:tc>
-        <w:tc>
-          <w:tcPr/>
-          <w:p>
-            <w:pPr>
-              <w:pStyle w:val="Compact"/>
-            </w:pPr>
-            <w:r>
-              <w:t xml:space="preserve">0.3</w:t>
+              <w:t xml:space="preserve">-0.19</w:t>
+            </w:r>
+          </w:p>
+        </w:tc>
+        <w:tc>
+          <w:tcPr/>
+          <w:p>
+            <w:pPr>
+              <w:pStyle w:val="Compact"/>
+            </w:pPr>
+            <w:r>
+              <w:t xml:space="preserve">(-0.41, 0.03)</w:t>
+            </w:r>
+          </w:p>
+        </w:tc>
+        <w:tc>
+          <w:tcPr/>
+          <w:p>
+            <w:pPr>
+              <w:pStyle w:val="Compact"/>
+            </w:pPr>
+            <w:r>
+              <w:t xml:space="preserve">0.09</w:t>
+            </w:r>
+          </w:p>
+        </w:tc>
+        <w:tc>
+          <w:tcPr/>
+          <w:p>
+            <w:pPr>
+              <w:pStyle w:val="Compact"/>
+            </w:pPr>
+            <w:r>
+              <w:t xml:space="preserve">-0.12</w:t>
+            </w:r>
+          </w:p>
+        </w:tc>
+        <w:tc>
+          <w:tcPr/>
+          <w:p>
+            <w:pPr>
+              <w:pStyle w:val="Compact"/>
+            </w:pPr>
+            <w:r>
+              <w:t xml:space="preserve">(-0.3, 0.05)</w:t>
+            </w:r>
+          </w:p>
+        </w:tc>
+        <w:tc>
+          <w:tcPr/>
+          <w:p>
+            <w:pPr>
+              <w:pStyle w:val="Compact"/>
+            </w:pPr>
+            <w:r>
+              <w:t xml:space="preserve">0.2</w:t>
             </w:r>
           </w:p>
         </w:tc>
@@ -529,98 +529,107 @@
               <w:pStyle w:val="Compact"/>
             </w:pPr>
             <w:r>
-              <w:t xml:space="preserve">Niche.BreadthWetland associated</w:t>
-            </w:r>
-          </w:p>
-        </w:tc>
-        <w:tc>
-          <w:tcPr/>
-          <w:p>
-            <w:pPr>
-              <w:pStyle w:val="Compact"/>
-            </w:pPr>
-            <w:r>
-              <w:t xml:space="preserve">7.38</w:t>
-            </w:r>
-          </w:p>
-        </w:tc>
-        <w:tc>
-          <w:tcPr/>
-          <w:p>
-            <w:pPr>
-              <w:pStyle w:val="Compact"/>
-            </w:pPr>
-            <w:r>
-              <w:t xml:space="preserve">(4.03, 14.03)</w:t>
-            </w:r>
-          </w:p>
-        </w:tc>
-        <w:tc>
-          <w:tcPr/>
-          <w:p>
-            <w:pPr>
-              <w:pStyle w:val="Compact"/>
-            </w:pPr>
-            <w:r>
-              <w:t xml:space="preserve">3e-10</w:t>
-            </w:r>
-          </w:p>
-        </w:tc>
-        <w:tc>
-          <w:tcPr/>
-          <w:p>
-            <w:pPr>
-              <w:pStyle w:val="Compact"/>
-            </w:pPr>
-            <w:r>
-              <w:t xml:space="preserve">1.66</w:t>
-            </w:r>
-          </w:p>
-        </w:tc>
-        <w:tc>
-          <w:tcPr/>
-          <w:p>
-            <w:pPr>
-              <w:pStyle w:val="Compact"/>
-            </w:pPr>
-            <w:r>
-              <w:t xml:space="preserve">(0.63, 2.76)</w:t>
-            </w:r>
-          </w:p>
-        </w:tc>
-        <w:tc>
-          <w:tcPr/>
-          <w:p>
-            <w:pPr>
-              <w:pStyle w:val="Compact"/>
-            </w:pPr>
-            <w:r>
-              <w:t xml:space="preserve">0.002</w:t>
-            </w:r>
-          </w:p>
-        </w:tc>
-        <w:tc>
-          <w:tcPr/>
-          <w:p>
-            <w:pPr>
-              <w:pStyle w:val="Compact"/>
-            </w:pPr>
-          </w:p>
-        </w:tc>
-        <w:tc>
-          <w:tcPr/>
-          <w:p>
-            <w:pPr>
-              <w:pStyle w:val="Compact"/>
-            </w:pPr>
-          </w:p>
-        </w:tc>
-        <w:tc>
-          <w:tcPr/>
-          <w:p>
-            <w:pPr>
-              <w:pStyle w:val="Compact"/>
-            </w:pPr>
+              <w:t xml:space="preserve">Site Area (units)</w:t>
+            </w:r>
+          </w:p>
+        </w:tc>
+        <w:tc>
+          <w:tcPr/>
+          <w:p>
+            <w:pPr>
+              <w:pStyle w:val="Compact"/>
+            </w:pPr>
+            <w:r>
+              <w:t xml:space="preserve">1</w:t>
+            </w:r>
+          </w:p>
+        </w:tc>
+        <w:tc>
+          <w:tcPr/>
+          <w:p>
+            <w:pPr>
+              <w:pStyle w:val="Compact"/>
+            </w:pPr>
+            <w:r>
+              <w:t xml:space="preserve">(1, 1)</w:t>
+            </w:r>
+          </w:p>
+        </w:tc>
+        <w:tc>
+          <w:tcPr/>
+          <w:p>
+            <w:pPr>
+              <w:pStyle w:val="Compact"/>
+            </w:pPr>
+            <w:r>
+              <w:t xml:space="preserve">0.4</w:t>
+            </w:r>
+          </w:p>
+        </w:tc>
+        <w:tc>
+          <w:tcPr/>
+          <w:p>
+            <w:pPr>
+              <w:pStyle w:val="Compact"/>
+            </w:pPr>
+            <w:r>
+              <w:t xml:space="preserve">0</w:t>
+            </w:r>
+          </w:p>
+        </w:tc>
+        <w:tc>
+          <w:tcPr/>
+          <w:p>
+            <w:pPr>
+              <w:pStyle w:val="Compact"/>
+            </w:pPr>
+            <w:r>
+              <w:t xml:space="preserve">(0, 0)</w:t>
+            </w:r>
+          </w:p>
+        </w:tc>
+        <w:tc>
+          <w:tcPr/>
+          <w:p>
+            <w:pPr>
+              <w:pStyle w:val="Compact"/>
+            </w:pPr>
+            <w:r>
+              <w:t xml:space="preserve">0.9</w:t>
+            </w:r>
+          </w:p>
+        </w:tc>
+        <w:tc>
+          <w:tcPr/>
+          <w:p>
+            <w:pPr>
+              <w:pStyle w:val="Compact"/>
+            </w:pPr>
+            <w:r>
+              <w:t xml:space="preserve">0</w:t>
+            </w:r>
+          </w:p>
+        </w:tc>
+        <w:tc>
+          <w:tcPr/>
+          <w:p>
+            <w:pPr>
+              <w:pStyle w:val="Compact"/>
+            </w:pPr>
+            <w:r>
+              <w:t xml:space="preserve">(0, 0)</w:t>
+            </w:r>
+          </w:p>
+        </w:tc>
+        <w:tc>
+          <w:tcPr/>
+          <w:p>
+            <w:pPr>
+              <w:pStyle w:val="Compact"/>
+            </w:pPr>
+            <w:r>
+              <w:t xml:space="preserve">0.9</w:t>
+            </w:r>
           </w:p>
         </w:tc>
       </w:tr>
@@ -632,98 +641,107 @@
               <w:pStyle w:val="Compact"/>
             </w:pPr>
             <w:r>
-              <w:t xml:space="preserve">Wetland specialist</w:t>
-            </w:r>
-          </w:p>
-        </w:tc>
-        <w:tc>
-          <w:tcPr/>
-          <w:p>
-            <w:pPr>
-              <w:pStyle w:val="Compact"/>
-            </w:pPr>
-            <w:r>
-              <w:t xml:space="preserve">1.19</w:t>
-            </w:r>
-          </w:p>
-        </w:tc>
-        <w:tc>
-          <w:tcPr/>
-          <w:p>
-            <w:pPr>
-              <w:pStyle w:val="Compact"/>
-            </w:pPr>
-            <w:r>
-              <w:t xml:space="preserve">(0.57, 2.51)</w:t>
-            </w:r>
-          </w:p>
-        </w:tc>
-        <w:tc>
-          <w:tcPr/>
-          <w:p>
-            <w:pPr>
-              <w:pStyle w:val="Compact"/>
-            </w:pPr>
-            <w:r>
-              <w:t xml:space="preserve">0.6</w:t>
-            </w:r>
-          </w:p>
-        </w:tc>
-        <w:tc>
-          <w:tcPr/>
-          <w:p>
-            <w:pPr>
-              <w:pStyle w:val="Compact"/>
-            </w:pPr>
-            <w:r>
-              <w:t xml:space="preserve">-0.58</w:t>
-            </w:r>
-          </w:p>
-        </w:tc>
-        <w:tc>
-          <w:tcPr/>
-          <w:p>
-            <w:pPr>
-              <w:pStyle w:val="Compact"/>
-            </w:pPr>
-            <w:r>
-              <w:t xml:space="preserve">(-2.25, 1)</w:t>
-            </w:r>
-          </w:p>
-        </w:tc>
-        <w:tc>
-          <w:tcPr/>
-          <w:p>
-            <w:pPr>
-              <w:pStyle w:val="Compact"/>
-            </w:pPr>
-            <w:r>
-              <w:t xml:space="preserve">0.5</w:t>
-            </w:r>
-          </w:p>
-        </w:tc>
-        <w:tc>
-          <w:tcPr/>
-          <w:p>
-            <w:pPr>
-              <w:pStyle w:val="Compact"/>
-            </w:pPr>
-          </w:p>
-        </w:tc>
-        <w:tc>
-          <w:tcPr/>
-          <w:p>
-            <w:pPr>
-              <w:pStyle w:val="Compact"/>
-            </w:pPr>
-          </w:p>
-        </w:tc>
-        <w:tc>
-          <w:tcPr/>
-          <w:p>
-            <w:pPr>
-              <w:pStyle w:val="Compact"/>
-            </w:pPr>
+              <w:t xml:space="preserve">Niche.BreadthSpecialist</w:t>
+            </w:r>
+          </w:p>
+        </w:tc>
+        <w:tc>
+          <w:tcPr/>
+          <w:p>
+            <w:pPr>
+              <w:pStyle w:val="Compact"/>
+            </w:pPr>
+            <w:r>
+              <w:t xml:space="preserve">0.08</w:t>
+            </w:r>
+          </w:p>
+        </w:tc>
+        <w:tc>
+          <w:tcPr/>
+          <w:p>
+            <w:pPr>
+              <w:pStyle w:val="Compact"/>
+            </w:pPr>
+            <w:r>
+              <w:t xml:space="preserve">(0.01, 0.44)</w:t>
+            </w:r>
+          </w:p>
+        </w:tc>
+        <w:tc>
+          <w:tcPr/>
+          <w:p>
+            <w:pPr>
+              <w:pStyle w:val="Compact"/>
+            </w:pPr>
+            <w:r>
+              <w:t xml:space="preserve">8e-04</w:t>
+            </w:r>
+          </w:p>
+        </w:tc>
+        <w:tc>
+          <w:tcPr/>
+          <w:p>
+            <w:pPr>
+              <w:pStyle w:val="Compact"/>
+            </w:pPr>
+            <w:r>
+              <w:t xml:space="preserve">-3.52</w:t>
+            </w:r>
+          </w:p>
+        </w:tc>
+        <w:tc>
+          <w:tcPr/>
+          <w:p>
+            <w:pPr>
+              <w:pStyle w:val="Compact"/>
+            </w:pPr>
+            <w:r>
+              <w:t xml:space="preserve">(-5.91, -1.12)</w:t>
+            </w:r>
+          </w:p>
+        </w:tc>
+        <w:tc>
+          <w:tcPr/>
+          <w:p>
+            <w:pPr>
+              <w:pStyle w:val="Compact"/>
+            </w:pPr>
+            <w:r>
+              <w:t xml:space="preserve">0.005</w:t>
+            </w:r>
+          </w:p>
+        </w:tc>
+        <w:tc>
+          <w:tcPr/>
+          <w:p>
+            <w:pPr>
+              <w:pStyle w:val="Compact"/>
+            </w:pPr>
+            <w:r>
+              <w:t xml:space="preserve">-2.85</w:t>
+            </w:r>
+          </w:p>
+        </w:tc>
+        <w:tc>
+          <w:tcPr/>
+          <w:p>
+            <w:pPr>
+              <w:pStyle w:val="Compact"/>
+            </w:pPr>
+            <w:r>
+              <w:t xml:space="preserve">(-4.78, -0.93)</w:t>
+            </w:r>
+          </w:p>
+        </w:tc>
+        <w:tc>
+          <w:tcPr/>
+          <w:p>
+            <w:pPr>
+              <w:pStyle w:val="Compact"/>
+            </w:pPr>
+            <w:r>
+              <w:t xml:space="preserve">0.005</w:t>
+            </w:r>
           </w:p>
         </w:tc>
       </w:tr>
@@ -735,98 +753,107 @@
               <w:pStyle w:val="Compact"/>
             </w:pPr>
             <w:r>
-              <w:t xml:space="preserve">Number of Native Flowering Species:Niche.BreadthWetland associated</w:t>
-            </w:r>
-          </w:p>
-        </w:tc>
-        <w:tc>
-          <w:tcPr/>
-          <w:p>
-            <w:pPr>
-              <w:pStyle w:val="Compact"/>
-            </w:pPr>
-            <w:r>
-              <w:t xml:space="preserve">0.99</w:t>
-            </w:r>
-          </w:p>
-        </w:tc>
-        <w:tc>
-          <w:tcPr/>
-          <w:p>
-            <w:pPr>
-              <w:pStyle w:val="Compact"/>
-            </w:pPr>
-            <w:r>
-              <w:t xml:space="preserve">(0.92, 1.07)</w:t>
-            </w:r>
-          </w:p>
-        </w:tc>
-        <w:tc>
-          <w:tcPr/>
-          <w:p>
-            <w:pPr>
-              <w:pStyle w:val="Compact"/>
-            </w:pPr>
-            <w:r>
-              <w:t xml:space="preserve">0.8</w:t>
-            </w:r>
-          </w:p>
-        </w:tc>
-        <w:tc>
-          <w:tcPr/>
-          <w:p>
-            <w:pPr>
-              <w:pStyle w:val="Compact"/>
-            </w:pPr>
-            <w:r>
-              <w:t xml:space="preserve">-0.07</w:t>
-            </w:r>
-          </w:p>
-        </w:tc>
-        <w:tc>
-          <w:tcPr/>
-          <w:p>
-            <w:pPr>
-              <w:pStyle w:val="Compact"/>
-            </w:pPr>
-            <w:r>
-              <w:t xml:space="preserve">(-0.2, 0.06)</w:t>
-            </w:r>
-          </w:p>
-        </w:tc>
-        <w:tc>
-          <w:tcPr/>
-          <w:p>
-            <w:pPr>
-              <w:pStyle w:val="Compact"/>
-            </w:pPr>
-            <w:r>
-              <w:t xml:space="preserve">0.3</w:t>
-            </w:r>
-          </w:p>
-        </w:tc>
-        <w:tc>
-          <w:tcPr/>
-          <w:p>
-            <w:pPr>
-              <w:pStyle w:val="Compact"/>
-            </w:pPr>
-          </w:p>
-        </w:tc>
-        <w:tc>
-          <w:tcPr/>
-          <w:p>
-            <w:pPr>
-              <w:pStyle w:val="Compact"/>
-            </w:pPr>
-          </w:p>
-        </w:tc>
-        <w:tc>
-          <w:tcPr/>
-          <w:p>
-            <w:pPr>
-              <w:pStyle w:val="Compact"/>
-            </w:pPr>
+              <w:t xml:space="preserve">Number of Native Flowering Species:Niche.BreadthSpecialist</w:t>
+            </w:r>
+          </w:p>
+        </w:tc>
+        <w:tc>
+          <w:tcPr/>
+          <w:p>
+            <w:pPr>
+              <w:pStyle w:val="Compact"/>
+            </w:pPr>
+            <w:r>
+              <w:t xml:space="preserve">1.09</w:t>
+            </w:r>
+          </w:p>
+        </w:tc>
+        <w:tc>
+          <w:tcPr/>
+          <w:p>
+            <w:pPr>
+              <w:pStyle w:val="Compact"/>
+            </w:pPr>
+            <w:r>
+              <w:t xml:space="preserve">(0.89, 1.36)</w:t>
+            </w:r>
+          </w:p>
+        </w:tc>
+        <w:tc>
+          <w:tcPr/>
+          <w:p>
+            <w:pPr>
+              <w:pStyle w:val="Compact"/>
+            </w:pPr>
+            <w:r>
+              <w:t xml:space="preserve">0.4</w:t>
+            </w:r>
+          </w:p>
+        </w:tc>
+        <w:tc>
+          <w:tcPr/>
+          <w:p>
+            <w:pPr>
+              <w:pStyle w:val="Compact"/>
+            </w:pPr>
+            <w:r>
+              <w:t xml:space="preserve">-0.08</w:t>
+            </w:r>
+          </w:p>
+        </w:tc>
+        <w:tc>
+          <w:tcPr/>
+          <w:p>
+            <w:pPr>
+              <w:pStyle w:val="Compact"/>
+            </w:pPr>
+            <w:r>
+              <w:t xml:space="preserve">(-0.42, 0.25)</w:t>
+            </w:r>
+          </w:p>
+        </w:tc>
+        <w:tc>
+          <w:tcPr/>
+          <w:p>
+            <w:pPr>
+              <w:pStyle w:val="Compact"/>
+            </w:pPr>
+            <w:r>
+              <w:t xml:space="preserve">0.6</w:t>
+            </w:r>
+          </w:p>
+        </w:tc>
+        <w:tc>
+          <w:tcPr/>
+          <w:p>
+            <w:pPr>
+              <w:pStyle w:val="Compact"/>
+            </w:pPr>
+            <w:r>
+              <w:t xml:space="preserve">-0.05</w:t>
+            </w:r>
+          </w:p>
+        </w:tc>
+        <w:tc>
+          <w:tcPr/>
+          <w:p>
+            <w:pPr>
+              <w:pStyle w:val="Compact"/>
+            </w:pPr>
+            <w:r>
+              <w:t xml:space="preserve">(-0.32, 0.22)</w:t>
+            </w:r>
+          </w:p>
+        </w:tc>
+        <w:tc>
+          <w:tcPr/>
+          <w:p>
+            <w:pPr>
+              <w:pStyle w:val="Compact"/>
+            </w:pPr>
+            <w:r>
+              <w:t xml:space="preserve">0.7</w:t>
+            </w:r>
           </w:p>
         </w:tc>
       </w:tr>
@@ -838,29 +865,62 @@
               <w:pStyle w:val="Compact"/>
             </w:pPr>
             <w:r>
-              <w:t xml:space="preserve">Number of Native Flowering Species:Wetland specialist</w:t>
-            </w:r>
-          </w:p>
-        </w:tc>
-        <w:tc>
-          <w:tcPr/>
-          <w:p>
-            <w:pPr>
-              <w:pStyle w:val="Compact"/>
-            </w:pPr>
-            <w:r>
-              <w:t xml:space="preserve">1.06</w:t>
-            </w:r>
-          </w:p>
-        </w:tc>
-        <w:tc>
-          <w:tcPr/>
-          <w:p>
-            <w:pPr>
-              <w:pStyle w:val="Compact"/>
-            </w:pPr>
-            <w:r>
-              <w:t xml:space="preserve">(0.97, 1.15)</w:t>
+              <w:t xml:space="preserve">Average Native Bloom Cover:Niche.BreadthSpecialist</w:t>
+            </w:r>
+          </w:p>
+        </w:tc>
+        <w:tc>
+          <w:tcPr/>
+          <w:p>
+            <w:pPr>
+              <w:pStyle w:val="Compact"/>
+            </w:pPr>
+            <w:r>
+              <w:t xml:space="preserve">1.01</w:t>
+            </w:r>
+          </w:p>
+        </w:tc>
+        <w:tc>
+          <w:tcPr/>
+          <w:p>
+            <w:pPr>
+              <w:pStyle w:val="Compact"/>
+            </w:pPr>
+            <w:r>
+              <w:t xml:space="preserve">(0.81, 1.27)</w:t>
+            </w:r>
+          </w:p>
+        </w:tc>
+        <w:tc>
+          <w:tcPr/>
+          <w:p>
+            <w:pPr>
+              <w:pStyle w:val="Compact"/>
+            </w:pPr>
+            <w:r>
+              <w:t xml:space="preserve">0.9</w:t>
+            </w:r>
+          </w:p>
+        </w:tc>
+        <w:tc>
+          <w:tcPr/>
+          <w:p>
+            <w:pPr>
+              <w:pStyle w:val="Compact"/>
+            </w:pPr>
+            <w:r>
+              <w:t xml:space="preserve">0.19</w:t>
+            </w:r>
+          </w:p>
+        </w:tc>
+        <w:tc>
+          <w:tcPr/>
+          <w:p>
+            <w:pPr>
+              <w:pStyle w:val="Compact"/>
+            </w:pPr>
+            <w:r>
+              <w:t xml:space="preserve">(-0.12, 0.5)</w:t>
             </w:r>
           </w:p>
         </w:tc>
@@ -882,265 +942,39 @@
               <w:pStyle w:val="Compact"/>
             </w:pPr>
             <w:r>
-              <w:t xml:space="preserve">-0.03</w:t>
-            </w:r>
-          </w:p>
-        </w:tc>
-        <w:tc>
-          <w:tcPr/>
-          <w:p>
-            <w:pPr>
-              <w:pStyle w:val="Compact"/>
-            </w:pPr>
-            <w:r>
-              <w:t xml:space="preserve">(-0.22, 0.16)</w:t>
-            </w:r>
-          </w:p>
-        </w:tc>
-        <w:tc>
-          <w:tcPr/>
-          <w:p>
-            <w:pPr>
-              <w:pStyle w:val="Compact"/>
-            </w:pPr>
-            <w:r>
-              <w:t xml:space="preserve">0.8</w:t>
-            </w:r>
-          </w:p>
-        </w:tc>
-        <w:tc>
-          <w:tcPr/>
-          <w:p>
-            <w:pPr>
-              <w:pStyle w:val="Compact"/>
-            </w:pPr>
-          </w:p>
-        </w:tc>
-        <w:tc>
-          <w:tcPr/>
-          <w:p>
-            <w:pPr>
-              <w:pStyle w:val="Compact"/>
-            </w:pPr>
-          </w:p>
-        </w:tc>
-        <w:tc>
-          <w:tcPr/>
-          <w:p>
-            <w:pPr>
-              <w:pStyle w:val="Compact"/>
-            </w:pPr>
-          </w:p>
-        </w:tc>
-      </w:tr>
-      <w:tr>
-        <w:tc>
-          <w:tcPr/>
-          <w:p>
-            <w:pPr>
-              <w:pStyle w:val="Compact"/>
-            </w:pPr>
-            <w:r>
-              <w:t xml:space="preserve">Average Native Bloom Cover:Niche.BreadthWetland associated</w:t>
-            </w:r>
-          </w:p>
-        </w:tc>
-        <w:tc>
-          <w:tcPr/>
-          <w:p>
-            <w:pPr>
-              <w:pStyle w:val="Compact"/>
-            </w:pPr>
-            <w:r>
-              <w:t xml:space="preserve">1.11</w:t>
-            </w:r>
-          </w:p>
-        </w:tc>
-        <w:tc>
-          <w:tcPr/>
-          <w:p>
-            <w:pPr>
-              <w:pStyle w:val="Compact"/>
-            </w:pPr>
-            <w:r>
-              <w:t xml:space="preserve">(1.03, 1.21)</w:t>
-            </w:r>
-          </w:p>
-        </w:tc>
-        <w:tc>
-          <w:tcPr/>
-          <w:p>
-            <w:pPr>
-              <w:pStyle w:val="Compact"/>
-            </w:pPr>
-            <w:r>
-              <w:t xml:space="preserve">0.009</w:t>
-            </w:r>
-          </w:p>
-        </w:tc>
-        <w:tc>
-          <w:tcPr/>
-          <w:p>
-            <w:pPr>
-              <w:pStyle w:val="Compact"/>
-            </w:pPr>
-            <w:r>
-              <w:t xml:space="preserve">0.04</w:t>
-            </w:r>
-          </w:p>
-        </w:tc>
-        <w:tc>
-          <w:tcPr/>
-          <w:p>
-            <w:pPr>
-              <w:pStyle w:val="Compact"/>
-            </w:pPr>
-            <w:r>
-              <w:t xml:space="preserve">(-0.09, 0.17)</w:t>
-            </w:r>
-          </w:p>
-        </w:tc>
-        <w:tc>
-          <w:tcPr/>
-          <w:p>
-            <w:pPr>
-              <w:pStyle w:val="Compact"/>
-            </w:pPr>
-            <w:r>
-              <w:t xml:space="preserve">0.6</w:t>
-            </w:r>
-          </w:p>
-        </w:tc>
-        <w:tc>
-          <w:tcPr/>
-          <w:p>
-            <w:pPr>
-              <w:pStyle w:val="Compact"/>
-            </w:pPr>
-          </w:p>
-        </w:tc>
-        <w:tc>
-          <w:tcPr/>
-          <w:p>
-            <w:pPr>
-              <w:pStyle w:val="Compact"/>
-            </w:pPr>
-          </w:p>
-        </w:tc>
-        <w:tc>
-          <w:tcPr/>
-          <w:p>
-            <w:pPr>
-              <w:pStyle w:val="Compact"/>
-            </w:pPr>
-          </w:p>
-        </w:tc>
-      </w:tr>
-      <w:tr>
-        <w:tc>
-          <w:tcPr/>
-          <w:p>
-            <w:pPr>
-              <w:pStyle w:val="Compact"/>
-            </w:pPr>
-            <w:r>
-              <w:t xml:space="preserve">Average Native Bloom Cover:Wetland specialist</w:t>
-            </w:r>
-          </w:p>
-        </w:tc>
-        <w:tc>
-          <w:tcPr/>
-          <w:p>
-            <w:pPr>
-              <w:pStyle w:val="Compact"/>
-            </w:pPr>
-            <w:r>
-              <w:t xml:space="preserve">1.03</w:t>
-            </w:r>
-          </w:p>
-        </w:tc>
-        <w:tc>
-          <w:tcPr/>
-          <w:p>
-            <w:pPr>
-              <w:pStyle w:val="Compact"/>
-            </w:pPr>
-            <w:r>
-              <w:t xml:space="preserve">(0.94, 1.14)</w:t>
-            </w:r>
-          </w:p>
-        </w:tc>
-        <w:tc>
-          <w:tcPr/>
-          <w:p>
-            <w:pPr>
-              <w:pStyle w:val="Compact"/>
-            </w:pPr>
-            <w:r>
-              <w:t xml:space="preserve">0.5</w:t>
-            </w:r>
-          </w:p>
-        </w:tc>
-        <w:tc>
-          <w:tcPr/>
-          <w:p>
-            <w:pPr>
-              <w:pStyle w:val="Compact"/>
-            </w:pPr>
-            <w:r>
-              <w:t xml:space="preserve">0.04</w:t>
-            </w:r>
-          </w:p>
-        </w:tc>
-        <w:tc>
-          <w:tcPr/>
-          <w:p>
-            <w:pPr>
-              <w:pStyle w:val="Compact"/>
-            </w:pPr>
-            <w:r>
-              <w:t xml:space="preserve">(-0.16, 0.22)</w:t>
-            </w:r>
-          </w:p>
-        </w:tc>
-        <w:tc>
-          <w:tcPr/>
-          <w:p>
-            <w:pPr>
-              <w:pStyle w:val="Compact"/>
-            </w:pPr>
-            <w:r>
-              <w:t xml:space="preserve">0.7</w:t>
-            </w:r>
-          </w:p>
-        </w:tc>
-        <w:tc>
-          <w:tcPr/>
-          <w:p>
-            <w:pPr>
-              <w:pStyle w:val="Compact"/>
-            </w:pPr>
-          </w:p>
-        </w:tc>
-        <w:tc>
-          <w:tcPr/>
-          <w:p>
-            <w:pPr>
-              <w:pStyle w:val="Compact"/>
-            </w:pPr>
-          </w:p>
-        </w:tc>
-        <w:tc>
-          <w:tcPr/>
-          <w:p>
-            <w:pPr>
-              <w:pStyle w:val="Compact"/>
-            </w:pPr>
+              <w:t xml:space="preserve">0.13</w:t>
+            </w:r>
+          </w:p>
+        </w:tc>
+        <w:tc>
+          <w:tcPr/>
+          <w:p>
+            <w:pPr>
+              <w:pStyle w:val="Compact"/>
+            </w:pPr>
+            <w:r>
+              <w:t xml:space="preserve">(-0.12, 0.38)</w:t>
+            </w:r>
+          </w:p>
+        </w:tc>
+        <w:tc>
+          <w:tcPr/>
+          <w:p>
+            <w:pPr>
+              <w:pStyle w:val="Compact"/>
+            </w:pPr>
+            <w:r>
+              <w:t xml:space="preserve">0.3</w:t>
+            </w:r>
           </w:p>
         </w:tc>
       </w:tr>
     </w:tbl>
-    <w:sectPr/>
+    <w:sectPr>
+      <w:footnotePr>
+        <w:numRestart w:val="eachSect"/>
+      </w:footnotePr>
+    </w:sectPr>
   </w:body>
 </w:document>
 </file>
@@ -1312,8 +1146,6 @@
     </w:pPr>
     <w:rPr>
       <w:rFonts w:asciiTheme="majorHAnsi" w:cstheme="majorBidi" w:eastAsiaTheme="majorEastAsia" w:hAnsiTheme="majorHAnsi"/>
-      <w:spacing w:val="-10"/>
-      <w:kern w:val="28"/>
       <w:sz w:val="56"/>
       <w:szCs w:val="56"/>
     </w:rPr>
@@ -1326,8 +1158,6 @@
     <w:rsid w:val="00A10FD9"/>
     <w:rPr>
       <w:rFonts w:asciiTheme="majorHAnsi" w:cstheme="majorBidi" w:eastAsiaTheme="majorEastAsia" w:hAnsiTheme="majorHAnsi"/>
-      <w:spacing w:val="-10"/>
-      <w:kern w:val="28"/>
       <w:sz w:val="56"/>
       <w:szCs w:val="56"/>
     </w:rPr>
@@ -1368,23 +1198,31 @@
   </w:style>
   <w:style w:customStyle="1" w:styleId="Author" w:type="paragraph">
     <w:name w:val="Author"/>
+    <w:basedOn w:val="Title"/>
     <w:next w:val="BodyText"/>
     <w:qFormat/>
     <w:pPr>
       <w:keepNext/>
       <w:keepLines/>
-      <w:jc w:val="center"/>
-    </w:pPr>
+    </w:pPr>
+    <w:rPr>
+      <w:sz w:val="24"/>
+      <w:szCs w:val="24"/>
+    </w:rPr>
   </w:style>
   <w:style w:styleId="Date" w:type="paragraph">
     <w:name w:val="Date"/>
+    <w:basedOn w:val="Title"/>
     <w:next w:val="BodyText"/>
     <w:qFormat/>
     <w:pPr>
       <w:keepNext/>
       <w:keepLines/>
-      <w:jc w:val="center"/>
-    </w:pPr>
+    </w:pPr>
+    <w:rPr>
+      <w:sz w:val="24"/>
+      <w:szCs w:val="24"/>
+    </w:rPr>
   </w:style>
   <w:style w:customStyle="1" w:styleId="AbstractTitle" w:type="paragraph">
     <w:name w:val="Abstract Title"/>
